--- a/klagomål/A 64002-2025 FSC-klagomål.docx
+++ b/klagomål/A 64002-2025 FSC-klagomål.docx
@@ -686,7 +686,7 @@
     <w:r>
       <w:tab/>
       <w:tab/>
-      <w:t>2026-01-07</w:t>
+      <w:t>2026-01-08</w:t>
       <w:br/>
       <w:br/>
     </w:r>

--- a/klagomål/A 64002-2025 FSC-klagomål.docx
+++ b/klagomål/A 64002-2025 FSC-klagomål.docx
@@ -686,7 +686,7 @@
     <w:r>
       <w:tab/>
       <w:tab/>
-      <w:t>2026-01-08</w:t>
+      <w:t>2026-01-09</w:t>
       <w:br/>
       <w:br/>
     </w:r>

--- a/klagomål/A 64002-2025 FSC-klagomål.docx
+++ b/klagomål/A 64002-2025 FSC-klagomål.docx
@@ -686,7 +686,7 @@
     <w:r>
       <w:tab/>
       <w:tab/>
-      <w:t>2026-01-09</w:t>
+      <w:t>2026-01-10</w:t>
       <w:br/>
       <w:br/>
     </w:r>

--- a/klagomål/A 64002-2025 FSC-klagomål.docx
+++ b/klagomål/A 64002-2025 FSC-klagomål.docx
@@ -686,7 +686,7 @@
     <w:r>
       <w:tab/>
       <w:tab/>
-      <w:t>2026-01-10</w:t>
+      <w:t>2026-01-11</w:t>
       <w:br/>
       <w:br/>
     </w:r>

--- a/klagomål/A 64002-2025 FSC-klagomål.docx
+++ b/klagomål/A 64002-2025 FSC-klagomål.docx
@@ -686,7 +686,7 @@
     <w:r>
       <w:tab/>
       <w:tab/>
-      <w:t>2026-01-11</w:t>
+      <w:t>2026-01-12</w:t>
       <w:br/>
       <w:br/>
     </w:r>

--- a/klagomål/A 64002-2025 FSC-klagomål.docx
+++ b/klagomål/A 64002-2025 FSC-klagomål.docx
@@ -686,7 +686,7 @@
     <w:r>
       <w:tab/>
       <w:tab/>
-      <w:t>2026-01-12</w:t>
+      <w:t>2026-01-13</w:t>
       <w:br/>
       <w:br/>
     </w:r>

--- a/klagomål/A 64002-2025 FSC-klagomål.docx
+++ b/klagomål/A 64002-2025 FSC-klagomål.docx
@@ -686,7 +686,7 @@
     <w:r>
       <w:tab/>
       <w:tab/>
-      <w:t>2026-01-13</w:t>
+      <w:t>2026-01-14</w:t>
       <w:br/>
       <w:br/>
     </w:r>

--- a/klagomål/A 64002-2025 FSC-klagomål.docx
+++ b/klagomål/A 64002-2025 FSC-klagomål.docx
@@ -686,7 +686,7 @@
     <w:r>
       <w:tab/>
       <w:tab/>
-      <w:t>2026-01-14</w:t>
+      <w:t>2026-01-15</w:t>
       <w:br/>
       <w:br/>
     </w:r>

--- a/klagomål/A 64002-2025 FSC-klagomål.docx
+++ b/klagomål/A 64002-2025 FSC-klagomål.docx
@@ -686,7 +686,7 @@
     <w:r>
       <w:tab/>
       <w:tab/>
-      <w:t>2026-01-15</w:t>
+      <w:t>2026-01-16</w:t>
       <w:br/>
       <w:br/>
     </w:r>

--- a/klagomål/A 64002-2025 FSC-klagomål.docx
+++ b/klagomål/A 64002-2025 FSC-klagomål.docx
@@ -686,7 +686,7 @@
     <w:r>
       <w:tab/>
       <w:tab/>
-      <w:t>2026-01-16</w:t>
+      <w:t>2026-01-17</w:t>
       <w:br/>
       <w:br/>
     </w:r>

--- a/klagomål/A 64002-2025 FSC-klagomål.docx
+++ b/klagomål/A 64002-2025 FSC-klagomål.docx
@@ -686,7 +686,7 @@
     <w:r>
       <w:tab/>
       <w:tab/>
-      <w:t>2026-01-17</w:t>
+      <w:t>2026-01-18</w:t>
       <w:br/>
       <w:br/>
     </w:r>

--- a/klagomål/A 64002-2025 FSC-klagomål.docx
+++ b/klagomål/A 64002-2025 FSC-klagomål.docx
@@ -686,7 +686,7 @@
     <w:r>
       <w:tab/>
       <w:tab/>
-      <w:t>2026-01-18</w:t>
+      <w:t>2026-01-19</w:t>
       <w:br/>
       <w:br/>
     </w:r>

--- a/klagomål/A 64002-2025 FSC-klagomål.docx
+++ b/klagomål/A 64002-2025 FSC-klagomål.docx
@@ -686,7 +686,7 @@
     <w:r>
       <w:tab/>
       <w:tab/>
-      <w:t>2026-01-19</w:t>
+      <w:t>2026-01-20</w:t>
       <w:br/>
       <w:br/>
     </w:r>

--- a/klagomål/A 64002-2025 FSC-klagomål.docx
+++ b/klagomål/A 64002-2025 FSC-klagomål.docx
@@ -686,7 +686,7 @@
     <w:r>
       <w:tab/>
       <w:tab/>
-      <w:t>2026-01-20</w:t>
+      <w:t>2026-01-21</w:t>
       <w:br/>
       <w:br/>
     </w:r>

--- a/klagomål/A 64002-2025 FSC-klagomål.docx
+++ b/klagomål/A 64002-2025 FSC-klagomål.docx
@@ -686,7 +686,7 @@
     <w:r>
       <w:tab/>
       <w:tab/>
-      <w:t>2026-01-21</w:t>
+      <w:t>2026-01-23</w:t>
       <w:br/>
       <w:br/>
     </w:r>

--- a/klagomål/A 64002-2025 FSC-klagomål.docx
+++ b/klagomål/A 64002-2025 FSC-klagomål.docx
@@ -686,7 +686,7 @@
     <w:r>
       <w:tab/>
       <w:tab/>
-      <w:t>2026-01-23</w:t>
+      <w:t>2026-01-24</w:t>
       <w:br/>
       <w:br/>
     </w:r>

--- a/klagomål/A 64002-2025 FSC-klagomål.docx
+++ b/klagomål/A 64002-2025 FSC-klagomål.docx
@@ -686,7 +686,7 @@
     <w:r>
       <w:tab/>
       <w:tab/>
-      <w:t>2026-01-24</w:t>
+      <w:t>2026-01-25</w:t>
       <w:br/>
       <w:br/>
     </w:r>

--- a/klagomål/A 64002-2025 FSC-klagomål.docx
+++ b/klagomål/A 64002-2025 FSC-klagomål.docx
@@ -686,7 +686,7 @@
     <w:r>
       <w:tab/>
       <w:tab/>
-      <w:t>2026-01-25</w:t>
+      <w:t>2026-01-26</w:t>
       <w:br/>
       <w:br/>
     </w:r>

--- a/klagomål/A 64002-2025 FSC-klagomål.docx
+++ b/klagomål/A 64002-2025 FSC-klagomål.docx
@@ -686,7 +686,7 @@
     <w:r>
       <w:tab/>
       <w:tab/>
-      <w:t>2026-01-26</w:t>
+      <w:t>2026-01-27</w:t>
       <w:br/>
       <w:br/>
     </w:r>

--- a/klagomål/A 64002-2025 FSC-klagomål.docx
+++ b/klagomål/A 64002-2025 FSC-klagomål.docx
@@ -686,7 +686,7 @@
     <w:r>
       <w:tab/>
       <w:tab/>
-      <w:t>2026-01-27</w:t>
+      <w:t>2026-01-28</w:t>
       <w:br/>
       <w:br/>
     </w:r>

--- a/klagomål/A 64002-2025 FSC-klagomål.docx
+++ b/klagomål/A 64002-2025 FSC-klagomål.docx
@@ -112,7 +112,7 @@
         <w:pStyle w:val="ListBullet"/>
       </w:pPr>
       <w:r>
-        <w:t>Om ett ombud (tex Norra skog eller Mellanskog) avverkningsanmäler en skog med naturvärden motsvarande nyckelbiotops kvalité men markägaren inte är FSC certifierad, bör du skicka in ett FSC kontrollerat virke klagomål. Då ska klagomålet skickas till ombudsföretaget.</w:t>
+        <w:t>Om ett ombud (tex Norra skog eller Mellanskog) avverkningsanmäler en skog med naturvärden motsvarande nyckelbiotops kvalitet men markägaren inte är FSC certifierad, bör du skicka in ett FSC kontrollerat virke klagomål. Då ska klagomålet skickas till ombudsföretaget.</w:t>
       </w:r>
     </w:p>
     <w:p>
@@ -254,7 +254,34 @@
         <w:t>Svart trolldruva</w:t>
       </w:r>
       <w:r>
-        <w:t xml:space="preserve"> är en kalkgynnad växt som förekommer på näringsrik frisk mulljord i såväl bördiga kalkbarrskogar som sydliga kalklövskogar och lundar. Arten är en bra signalart för skyddsvärda biotoper i såväl löv- som barrskogar och tål inte slutavverkning och markberedning. Trolldruva är värdväxt för ett antal sällsynta fjärilsarter som ställer höga krav på sina livsmiljöer, däribland trolldruvemätare (EN), skuggmalmätare (VU) och trolldruvelobmätare (VU) (SLU Artdatabanken, 2024; Nitare &amp; Skogsstyrelsen, 2019).</w:t>
+        <w:t xml:space="preserve"> är en kalkgynnad växt som förekommer på näringsrik frisk mulljord i såväl bördiga kalkbarrskogar som sydliga kalklövskogar och lundar. Arten är en bra signalart för skyddsvärda biotoper i såväl löv- som barrskogar och tål inte slutavverkning och markberedning. Trolldruva är värdväxt för ett antal sällsynta fjärilsarter som ställer höga krav på sina livsmiljöer, däribland trolldruvemätare (EN), skuggmalmätare (VU) och trolldruvelobmätare (VU). Svart trolldruva är typisk art för </w:t>
+      </w:r>
+      <w:r>
+        <w:rPr>
+          <w:i/>
+        </w:rPr>
+        <w:t>9050 Näringsrik granskog,</w:t>
+      </w:r>
+      <w:r>
+        <w:t xml:space="preserve"> </w:t>
+      </w:r>
+      <w:r>
+        <w:rPr>
+          <w:i/>
+        </w:rPr>
+        <w:t xml:space="preserve">9020 Nordlig ädellövskog, 9160 Näringsrik ekskog, 9180 Ädellövskog i branter </w:t>
+      </w:r>
+      <w:r>
+        <w:t>och</w:t>
+      </w:r>
+      <w:r>
+        <w:rPr>
+          <w:i/>
+        </w:rPr>
+        <w:t xml:space="preserve"> 1610 Åsöar i Östersjön</w:t>
+      </w:r>
+      <w:r>
+        <w:t xml:space="preserve"> (SLU Artdatabanken, 2024; Nitare &amp; Skogsstyrelsen, 2019).</w:t>
       </w:r>
     </w:p>
     <w:p>
@@ -265,7 +292,16 @@
         <w:t>Tibast</w:t>
       </w:r>
       <w:r>
-        <w:t xml:space="preserve"> är en kalkgynnad buske som växer på mullrik, frisk eller svagt fuktig mark, exempelvis i gamla kalkgranskogar, lövträdslundar, varma källpåverkade sluttningar och exklusiva biotoper kopplade till vattendrag. Förekomster i gammal skog visar på höga naturvärden och bör alltid noteras i samband med naturvärdesinventeringar. Tibast är värdväxt för de två fjärilsarterna större tibastmal och brun tibastmal (CR) (SLU Artdatabanken, 2024; Nitare &amp; Skogsstyrelsen, 2019).</w:t>
+        <w:t xml:space="preserve"> är en kalkgynnad buske som växer på mullrik, frisk eller svagt fuktig mark, exempelvis i gamla kalkgranskogar, lövträdslundar, varma källpåverkade sluttningar och exklusiva biotoper kopplade till vattendrag. Förekomster i gammal skog visar på höga naturvärden och bör alltid noteras i samband med naturvärdesinventeringar. Tibast är typisk art för </w:t>
+      </w:r>
+      <w:r>
+        <w:rPr>
+          <w:i/>
+        </w:rPr>
+        <w:t>9050 Näringsrik granskog</w:t>
+      </w:r>
+      <w:r>
+        <w:t xml:space="preserve"> och värdväxt för de två fjärilsarterna större tibastmal och brun tibastmal (CR) (SLU Artdatabanken, 2024; Nitare &amp; Skogsstyrelsen, 2019).</w:t>
       </w:r>
     </w:p>
     <w:p>
@@ -686,7 +722,7 @@
     <w:r>
       <w:tab/>
       <w:tab/>
-      <w:t>2026-01-28</w:t>
+      <w:t>2026-01-29</w:t>
       <w:br/>
       <w:br/>
     </w:r>

--- a/klagomål/A 64002-2025 FSC-klagomål.docx
+++ b/klagomål/A 64002-2025 FSC-klagomål.docx
@@ -722,7 +722,7 @@
     <w:r>
       <w:tab/>
       <w:tab/>
-      <w:t>2026-01-29</w:t>
+      <w:t>2026-01-30</w:t>
       <w:br/>
       <w:br/>
     </w:r>

--- a/klagomål/A 64002-2025 FSC-klagomål.docx
+++ b/klagomål/A 64002-2025 FSC-klagomål.docx
@@ -722,7 +722,7 @@
     <w:r>
       <w:tab/>
       <w:tab/>
-      <w:t>2026-01-30</w:t>
+      <w:t>2026-01-31</w:t>
       <w:br/>
       <w:br/>
     </w:r>

--- a/klagomål/A 64002-2025 FSC-klagomål.docx
+++ b/klagomål/A 64002-2025 FSC-klagomål.docx
@@ -722,7 +722,7 @@
     <w:r>
       <w:tab/>
       <w:tab/>
-      <w:t>2026-02-28</w:t>
+      <w:t>2026-03-01</w:t>
       <w:br/>
       <w:br/>
     </w:r>

--- a/klagomål/A 64002-2025 FSC-klagomål.docx
+++ b/klagomål/A 64002-2025 FSC-klagomål.docx
@@ -722,7 +722,7 @@
     <w:r>
       <w:tab/>
       <w:tab/>
-      <w:t>2026-03-01</w:t>
+      <w:t>2026-03-02</w:t>
       <w:br/>
       <w:br/>
     </w:r>

--- a/klagomål/A 64002-2025 FSC-klagomål.docx
+++ b/klagomål/A 64002-2025 FSC-klagomål.docx
@@ -722,7 +722,7 @@
     <w:r>
       <w:tab/>
       <w:tab/>
-      <w:t>2026-03-02</w:t>
+      <w:t>2026-03-03</w:t>
       <w:br/>
       <w:br/>
     </w:r>

--- a/klagomål/A 64002-2025 FSC-klagomål.docx
+++ b/klagomål/A 64002-2025 FSC-klagomål.docx
@@ -722,7 +722,7 @@
     <w:r>
       <w:tab/>
       <w:tab/>
-      <w:t>2026-03-03</w:t>
+      <w:t>2026-03-04</w:t>
       <w:br/>
       <w:br/>
     </w:r>

--- a/klagomål/A 64002-2025 FSC-klagomål.docx
+++ b/klagomål/A 64002-2025 FSC-klagomål.docx
@@ -722,7 +722,7 @@
     <w:r>
       <w:tab/>
       <w:tab/>
-      <w:t>2026-03-04</w:t>
+      <w:t>2026-03-05</w:t>
       <w:br/>
       <w:br/>
     </w:r>

--- a/klagomål/A 64002-2025 FSC-klagomål.docx
+++ b/klagomål/A 64002-2025 FSC-klagomål.docx
@@ -722,7 +722,7 @@
     <w:r>
       <w:tab/>
       <w:tab/>
-      <w:t>2026-03-05</w:t>
+      <w:t>2026-03-06</w:t>
       <w:br/>
       <w:br/>
     </w:r>

--- a/klagomål/A 64002-2025 FSC-klagomål.docx
+++ b/klagomål/A 64002-2025 FSC-klagomål.docx
@@ -722,7 +722,7 @@
     <w:r>
       <w:tab/>
       <w:tab/>
-      <w:t>2026-03-06</w:t>
+      <w:t>2026-03-07</w:t>
       <w:br/>
       <w:br/>
     </w:r>

--- a/klagomål/A 64002-2025 FSC-klagomål.docx
+++ b/klagomål/A 64002-2025 FSC-klagomål.docx
@@ -722,7 +722,7 @@
     <w:r>
       <w:tab/>
       <w:tab/>
-      <w:t>2026-03-13</w:t>
+      <w:t>2026-03-16</w:t>
       <w:br/>
       <w:br/>
     </w:r>

--- a/klagomål/A 64002-2025 FSC-klagomål.docx
+++ b/klagomål/A 64002-2025 FSC-klagomål.docx
@@ -722,7 +722,7 @@
     <w:r>
       <w:tab/>
       <w:tab/>
-      <w:t>2026-03-16</w:t>
+      <w:t>2026-03-17</w:t>
       <w:br/>
       <w:br/>
     </w:r>

--- a/klagomål/A 64002-2025 FSC-klagomål.docx
+++ b/klagomål/A 64002-2025 FSC-klagomål.docx
@@ -722,7 +722,7 @@
     <w:r>
       <w:tab/>
       <w:tab/>
-      <w:t>2026-03-17</w:t>
+      <w:t>2026-03-18</w:t>
       <w:br/>
       <w:br/>
     </w:r>

--- a/klagomål/A 64002-2025 FSC-klagomål.docx
+++ b/klagomål/A 64002-2025 FSC-klagomål.docx
@@ -722,7 +722,7 @@
     <w:r>
       <w:tab/>
       <w:tab/>
-      <w:t>2026-03-18</w:t>
+      <w:t>2026-03-19</w:t>
       <w:br/>
       <w:br/>
     </w:r>

--- a/klagomål/A 64002-2025 FSC-klagomål.docx
+++ b/klagomål/A 64002-2025 FSC-klagomål.docx
@@ -722,7 +722,7 @@
     <w:r>
       <w:tab/>
       <w:tab/>
-      <w:t>2026-03-19</w:t>
+      <w:t>2026-03-20</w:t>
       <w:br/>
       <w:br/>
     </w:r>

--- a/klagomål/A 64002-2025 FSC-klagomål.docx
+++ b/klagomål/A 64002-2025 FSC-klagomål.docx
@@ -722,7 +722,7 @@
     <w:r>
       <w:tab/>
       <w:tab/>
-      <w:t>2026-03-20</w:t>
+      <w:t>2026-03-21</w:t>
       <w:br/>
       <w:br/>
     </w:r>

--- a/klagomål/A 64002-2025 FSC-klagomål.docx
+++ b/klagomål/A 64002-2025 FSC-klagomål.docx
@@ -722,7 +722,7 @@
     <w:r>
       <w:tab/>
       <w:tab/>
-      <w:t>2026-03-21</w:t>
+      <w:t>2026-03-22</w:t>
       <w:br/>
       <w:br/>
     </w:r>

--- a/klagomål/A 64002-2025 FSC-klagomål.docx
+++ b/klagomål/A 64002-2025 FSC-klagomål.docx
@@ -722,7 +722,7 @@
     <w:r>
       <w:tab/>
       <w:tab/>
-      <w:t>2026-03-22</w:t>
+      <w:t>2026-03-23</w:t>
       <w:br/>
       <w:br/>
     </w:r>

--- a/klagomål/A 64002-2025 FSC-klagomål.docx
+++ b/klagomål/A 64002-2025 FSC-klagomål.docx
@@ -722,7 +722,7 @@
     <w:r>
       <w:tab/>
       <w:tab/>
-      <w:t>2026-03-23</w:t>
+      <w:t>2026-03-24</w:t>
       <w:br/>
       <w:br/>
     </w:r>

--- a/klagomål/A 64002-2025 FSC-klagomål.docx
+++ b/klagomål/A 64002-2025 FSC-klagomål.docx
@@ -722,7 +722,7 @@
     <w:r>
       <w:tab/>
       <w:tab/>
-      <w:t>2026-03-24</w:t>
+      <w:t>2026-03-25</w:t>
       <w:br/>
       <w:br/>
     </w:r>

--- a/klagomål/A 64002-2025 FSC-klagomål.docx
+++ b/klagomål/A 64002-2025 FSC-klagomål.docx
@@ -722,7 +722,7 @@
     <w:r>
       <w:tab/>
       <w:tab/>
-      <w:t>2026-03-25</w:t>
+      <w:t>2026-03-26</w:t>
       <w:br/>
       <w:br/>
     </w:r>

--- a/klagomål/A 64002-2025 FSC-klagomål.docx
+++ b/klagomål/A 64002-2025 FSC-klagomål.docx
@@ -722,7 +722,7 @@
     <w:r>
       <w:tab/>
       <w:tab/>
-      <w:t>2026-03-26</w:t>
+      <w:t>2026-03-27</w:t>
       <w:br/>
       <w:br/>
     </w:r>

--- a/klagomål/A 64002-2025 FSC-klagomål.docx
+++ b/klagomål/A 64002-2025 FSC-klagomål.docx
@@ -722,7 +722,7 @@
     <w:r>
       <w:tab/>
       <w:tab/>
-      <w:t>2026-03-27</w:t>
+      <w:t>2026-03-28</w:t>
       <w:br/>
       <w:br/>
     </w:r>

--- a/klagomål/A 64002-2025 FSC-klagomål.docx
+++ b/klagomål/A 64002-2025 FSC-klagomål.docx
@@ -722,7 +722,7 @@
     <w:r>
       <w:tab/>
       <w:tab/>
-      <w:t>2026-03-28</w:t>
+      <w:t>2026-03-29</w:t>
       <w:br/>
       <w:br/>
     </w:r>

--- a/klagomål/A 64002-2025 FSC-klagomål.docx
+++ b/klagomål/A 64002-2025 FSC-klagomål.docx
@@ -722,7 +722,7 @@
     <w:r>
       <w:tab/>
       <w:tab/>
-      <w:t>2026-03-29</w:t>
+      <w:t>2026-03-30</w:t>
       <w:br/>
       <w:br/>
     </w:r>

--- a/klagomål/A 64002-2025 FSC-klagomål.docx
+++ b/klagomål/A 64002-2025 FSC-klagomål.docx
@@ -722,7 +722,7 @@
     <w:r>
       <w:tab/>
       <w:tab/>
-      <w:t>2026-03-30</w:t>
+      <w:t>2026-03-31</w:t>
       <w:br/>
       <w:br/>
     </w:r>

--- a/klagomål/A 64002-2025 FSC-klagomål.docx
+++ b/klagomål/A 64002-2025 FSC-klagomål.docx
@@ -722,7 +722,7 @@
     <w:r>
       <w:tab/>
       <w:tab/>
-      <w:t>2026-03-31</w:t>
+      <w:t>2026-04-01</w:t>
       <w:br/>
       <w:br/>
     </w:r>

--- a/klagomål/A 64002-2025 FSC-klagomål.docx
+++ b/klagomål/A 64002-2025 FSC-klagomål.docx
@@ -722,7 +722,7 @@
     <w:r>
       <w:tab/>
       <w:tab/>
-      <w:t>2026-04-01</w:t>
+      <w:t>2026-04-02</w:t>
       <w:br/>
       <w:br/>
     </w:r>

--- a/klagomål/A 64002-2025 FSC-klagomål.docx
+++ b/klagomål/A 64002-2025 FSC-klagomål.docx
@@ -722,7 +722,7 @@
     <w:r>
       <w:tab/>
       <w:tab/>
-      <w:t>2026-04-02</w:t>
+      <w:t>2026-04-03</w:t>
       <w:br/>
       <w:br/>
     </w:r>

--- a/klagomål/A 64002-2025 FSC-klagomål.docx
+++ b/klagomål/A 64002-2025 FSC-klagomål.docx
@@ -722,7 +722,7 @@
     <w:r>
       <w:tab/>
       <w:tab/>
-      <w:t>2026-04-03</w:t>
+      <w:t>2026-04-04</w:t>
       <w:br/>
       <w:br/>
     </w:r>

--- a/klagomål/A 64002-2025 FSC-klagomål.docx
+++ b/klagomål/A 64002-2025 FSC-klagomål.docx
@@ -722,7 +722,7 @@
     <w:r>
       <w:tab/>
       <w:tab/>
-      <w:t>2026-04-04</w:t>
+      <w:t>2026-04-05</w:t>
       <w:br/>
       <w:br/>
     </w:r>

--- a/klagomål/A 64002-2025 FSC-klagomål.docx
+++ b/klagomål/A 64002-2025 FSC-klagomål.docx
@@ -722,7 +722,7 @@
     <w:r>
       <w:tab/>
       <w:tab/>
-      <w:t>2026-04-05</w:t>
+      <w:t>2026-04-06</w:t>
       <w:br/>
       <w:br/>
     </w:r>

--- a/klagomål/A 64002-2025 FSC-klagomål.docx
+++ b/klagomål/A 64002-2025 FSC-klagomål.docx
@@ -722,7 +722,7 @@
     <w:r>
       <w:tab/>
       <w:tab/>
-      <w:t>2026-04-06</w:t>
+      <w:t>2026-04-07</w:t>
       <w:br/>
       <w:br/>
     </w:r>

--- a/klagomål/A 64002-2025 FSC-klagomål.docx
+++ b/klagomål/A 64002-2025 FSC-klagomål.docx
@@ -722,7 +722,7 @@
     <w:r>
       <w:tab/>
       <w:tab/>
-      <w:t>2026-04-07</w:t>
+      <w:t>2026-04-08</w:t>
       <w:br/>
       <w:br/>
     </w:r>

--- a/klagomål/A 64002-2025 FSC-klagomål.docx
+++ b/klagomål/A 64002-2025 FSC-klagomål.docx
@@ -722,7 +722,7 @@
     <w:r>
       <w:tab/>
       <w:tab/>
-      <w:t>2026-04-08</w:t>
+      <w:t>2026-04-09</w:t>
       <w:br/>
       <w:br/>
     </w:r>

--- a/klagomål/A 64002-2025 FSC-klagomål.docx
+++ b/klagomål/A 64002-2025 FSC-klagomål.docx
@@ -722,7 +722,7 @@
     <w:r>
       <w:tab/>
       <w:tab/>
-      <w:t>2026-04-09</w:t>
+      <w:t>2026-04-10</w:t>
       <w:br/>
       <w:br/>
     </w:r>

--- a/klagomål/A 64002-2025 FSC-klagomål.docx
+++ b/klagomål/A 64002-2025 FSC-klagomål.docx
@@ -722,7 +722,7 @@
     <w:r>
       <w:tab/>
       <w:tab/>
-      <w:t>2026-04-10</w:t>
+      <w:t>2026-04-11</w:t>
       <w:br/>
       <w:br/>
     </w:r>

--- a/klagomål/A 64002-2025 FSC-klagomål.docx
+++ b/klagomål/A 64002-2025 FSC-klagomål.docx
@@ -722,7 +722,7 @@
     <w:r>
       <w:tab/>
       <w:tab/>
-      <w:t>2026-05-16</w:t>
+      <w:t>2026-05-17</w:t>
       <w:br/>
       <w:br/>
     </w:r>

--- a/klagomål/A 64002-2025 FSC-klagomål.docx
+++ b/klagomål/A 64002-2025 FSC-klagomål.docx
@@ -722,7 +722,7 @@
     <w:r>
       <w:tab/>
       <w:tab/>
-      <w:t>2026-05-17</w:t>
+      <w:t>2026-05-18</w:t>
       <w:br/>
       <w:br/>
     </w:r>

--- a/klagomål/A 64002-2025 FSC-klagomål.docx
+++ b/klagomål/A 64002-2025 FSC-klagomål.docx
@@ -722,7 +722,7 @@
     <w:r>
       <w:tab/>
       <w:tab/>
-      <w:t>2026-05-18</w:t>
+      <w:t>2026-05-19</w:t>
       <w:br/>
       <w:br/>
     </w:r>

--- a/klagomål/A 64002-2025 FSC-klagomål.docx
+++ b/klagomål/A 64002-2025 FSC-klagomål.docx
@@ -722,7 +722,7 @@
     <w:r>
       <w:tab/>
       <w:tab/>
-      <w:t>2026-05-19</w:t>
+      <w:t>2026-05-20</w:t>
       <w:br/>
       <w:br/>
     </w:r>

--- a/klagomål/A 64002-2025 FSC-klagomål.docx
+++ b/klagomål/A 64002-2025 FSC-klagomål.docx
@@ -722,7 +722,7 @@
     <w:r>
       <w:tab/>
       <w:tab/>
-      <w:t>2026-05-20</w:t>
+      <w:t>2026-05-21</w:t>
       <w:br/>
       <w:br/>
     </w:r>

--- a/klagomål/A 64002-2025 FSC-klagomål.docx
+++ b/klagomål/A 64002-2025 FSC-klagomål.docx
@@ -722,7 +722,7 @@
     <w:r>
       <w:tab/>
       <w:tab/>
-      <w:t>2026-05-21</w:t>
+      <w:t>2026-05-22</w:t>
       <w:br/>
       <w:br/>
     </w:r>

--- a/klagomål/A 64002-2025 FSC-klagomål.docx
+++ b/klagomål/A 64002-2025 FSC-klagomål.docx
@@ -722,7 +722,7 @@
     <w:r>
       <w:tab/>
       <w:tab/>
-      <w:t>2026-05-22</w:t>
+      <w:t>2026-05-23</w:t>
       <w:br/>
       <w:br/>
     </w:r>

--- a/klagomål/A 64002-2025 FSC-klagomål.docx
+++ b/klagomål/A 64002-2025 FSC-klagomål.docx
@@ -722,7 +722,7 @@
     <w:r>
       <w:tab/>
       <w:tab/>
-      <w:t>2026-05-23</w:t>
+      <w:t>2026-05-24</w:t>
       <w:br/>
       <w:br/>
     </w:r>

--- a/klagomål/A 64002-2025 FSC-klagomål.docx
+++ b/klagomål/A 64002-2025 FSC-klagomål.docx
@@ -722,7 +722,7 @@
     <w:r>
       <w:tab/>
       <w:tab/>
-      <w:t>2026-05-24</w:t>
+      <w:t>2026-05-25</w:t>
       <w:br/>
       <w:br/>
     </w:r>

--- a/klagomål/A 64002-2025 FSC-klagomål.docx
+++ b/klagomål/A 64002-2025 FSC-klagomål.docx
@@ -722,7 +722,7 @@
     <w:r>
       <w:tab/>
       <w:tab/>
-      <w:t>2026-05-25</w:t>
+      <w:t>2026-05-26</w:t>
       <w:br/>
       <w:br/>
     </w:r>

--- a/klagomål/A 64002-2025 FSC-klagomål.docx
+++ b/klagomål/A 64002-2025 FSC-klagomål.docx
@@ -722,7 +722,7 @@
     <w:r>
       <w:tab/>
       <w:tab/>
-      <w:t>2026-05-26</w:t>
+      <w:t>2026-05-27</w:t>
       <w:br/>
       <w:br/>
     </w:r>

--- a/klagomål/A 64002-2025 FSC-klagomål.docx
+++ b/klagomål/A 64002-2025 FSC-klagomål.docx
@@ -722,7 +722,7 @@
     <w:r>
       <w:tab/>
       <w:tab/>
-      <w:t>2026-05-27</w:t>
+      <w:t>2026-05-28</w:t>
       <w:br/>
       <w:br/>
     </w:r>

--- a/klagomål/A 64002-2025 FSC-klagomål.docx
+++ b/klagomål/A 64002-2025 FSC-klagomål.docx
@@ -722,7 +722,7 @@
     <w:r>
       <w:tab/>
       <w:tab/>
-      <w:t>2026-05-28</w:t>
+      <w:t>2026-05-29</w:t>
       <w:br/>
       <w:br/>
     </w:r>

--- a/klagomål/A 64002-2025 FSC-klagomål.docx
+++ b/klagomål/A 64002-2025 FSC-klagomål.docx
@@ -722,7 +722,7 @@
     <w:r>
       <w:tab/>
       <w:tab/>
-      <w:t>2026-05-29</w:t>
+      <w:t>2026-05-30</w:t>
       <w:br/>
       <w:br/>
     </w:r>

--- a/klagomål/A 64002-2025 FSC-klagomål.docx
+++ b/klagomål/A 64002-2025 FSC-klagomål.docx
@@ -722,7 +722,7 @@
     <w:r>
       <w:tab/>
       <w:tab/>
-      <w:t>2026-05-30</w:t>
+      <w:t>2026-05-31</w:t>
       <w:br/>
       <w:br/>
     </w:r>

--- a/klagomål/A 64002-2025 FSC-klagomål.docx
+++ b/klagomål/A 64002-2025 FSC-klagomål.docx
@@ -722,7 +722,7 @@
     <w:r>
       <w:tab/>
       <w:tab/>
-      <w:t>2026-05-31</w:t>
+      <w:t>2026-06-01</w:t>
       <w:br/>
       <w:br/>
     </w:r>

--- a/klagomål/A 64002-2025 FSC-klagomål.docx
+++ b/klagomål/A 64002-2025 FSC-klagomål.docx
@@ -722,7 +722,7 @@
     <w:r>
       <w:tab/>
       <w:tab/>
-      <w:t>2026-06-01</w:t>
+      <w:t>2026-06-02</w:t>
       <w:br/>
       <w:br/>
     </w:r>

--- a/klagomål/A 64002-2025 FSC-klagomål.docx
+++ b/klagomål/A 64002-2025 FSC-klagomål.docx
@@ -722,7 +722,7 @@
     <w:r>
       <w:tab/>
       <w:tab/>
-      <w:t>2026-06-02</w:t>
+      <w:t>2026-06-03</w:t>
       <w:br/>
       <w:br/>
     </w:r>

--- a/klagomål/A 64002-2025 FSC-klagomål.docx
+++ b/klagomål/A 64002-2025 FSC-klagomål.docx
@@ -722,7 +722,7 @@
     <w:r>
       <w:tab/>
       <w:tab/>
-      <w:t>2026-06-03</w:t>
+      <w:t>2026-06-04</w:t>
       <w:br/>
       <w:br/>
     </w:r>

--- a/klagomål/A 64002-2025 FSC-klagomål.docx
+++ b/klagomål/A 64002-2025 FSC-klagomål.docx
@@ -722,7 +722,7 @@
     <w:r>
       <w:tab/>
       <w:tab/>
-      <w:t>2026-06-04</w:t>
+      <w:t>2026-06-05</w:t>
       <w:br/>
       <w:br/>
     </w:r>

--- a/klagomål/A 64002-2025 FSC-klagomål.docx
+++ b/klagomål/A 64002-2025 FSC-klagomål.docx
@@ -722,7 +722,7 @@
     <w:r>
       <w:tab/>
       <w:tab/>
-      <w:t>2026-06-05</w:t>
+      <w:t>2026-06-06</w:t>
       <w:br/>
       <w:br/>
     </w:r>

--- a/klagomål/A 64002-2025 FSC-klagomål.docx
+++ b/klagomål/A 64002-2025 FSC-klagomål.docx
@@ -722,7 +722,7 @@
     <w:r>
       <w:tab/>
       <w:tab/>
-      <w:t>2026-06-06</w:t>
+      <w:t>2026-06-07</w:t>
       <w:br/>
       <w:br/>
     </w:r>

--- a/klagomål/A 64002-2025 FSC-klagomål.docx
+++ b/klagomål/A 64002-2025 FSC-klagomål.docx
@@ -722,7 +722,7 @@
     <w:r>
       <w:tab/>
       <w:tab/>
-      <w:t>2026-06-07</w:t>
+      <w:t>2026-06-08</w:t>
       <w:br/>
       <w:br/>
     </w:r>

--- a/klagomål/A 64002-2025 FSC-klagomål.docx
+++ b/klagomål/A 64002-2025 FSC-klagomål.docx
@@ -722,7 +722,7 @@
     <w:r>
       <w:tab/>
       <w:tab/>
-      <w:t>2026-06-08</w:t>
+      <w:t>2026-06-09</w:t>
       <w:br/>
       <w:br/>
     </w:r>

--- a/klagomål/A 64002-2025 FSC-klagomål.docx
+++ b/klagomål/A 64002-2025 FSC-klagomål.docx
@@ -722,7 +722,7 @@
     <w:r>
       <w:tab/>
       <w:tab/>
-      <w:t>2026-06-09</w:t>
+      <w:t>2026-06-10</w:t>
       <w:br/>
       <w:br/>
     </w:r>

--- a/klagomål/A 64002-2025 FSC-klagomål.docx
+++ b/klagomål/A 64002-2025 FSC-klagomål.docx
@@ -722,7 +722,7 @@
     <w:r>
       <w:tab/>
       <w:tab/>
-      <w:t>2026-06-10</w:t>
+      <w:t>2026-06-11</w:t>
       <w:br/>
       <w:br/>
     </w:r>

--- a/klagomål/A 64002-2025 FSC-klagomål.docx
+++ b/klagomål/A 64002-2025 FSC-klagomål.docx
@@ -722,7 +722,7 @@
     <w:r>
       <w:tab/>
       <w:tab/>
-      <w:t>2026-06-11</w:t>
+      <w:t>2026-06-12</w:t>
       <w:br/>
       <w:br/>
     </w:r>

--- a/klagomål/A 64002-2025 FSC-klagomål.docx
+++ b/klagomål/A 64002-2025 FSC-klagomål.docx
@@ -722,7 +722,7 @@
     <w:r>
       <w:tab/>
       <w:tab/>
-      <w:t>2026-06-12</w:t>
+      <w:t>2026-06-13</w:t>
       <w:br/>
       <w:br/>
     </w:r>

--- a/klagomål/A 64002-2025 FSC-klagomål.docx
+++ b/klagomål/A 64002-2025 FSC-klagomål.docx
@@ -722,7 +722,7 @@
     <w:r>
       <w:tab/>
       <w:tab/>
-      <w:t>2026-06-15</w:t>
+      <w:t>2026-06-16</w:t>
       <w:br/>
       <w:br/>
     </w:r>

--- a/klagomål/A 64002-2025 FSC-klagomål.docx
+++ b/klagomål/A 64002-2025 FSC-klagomål.docx
@@ -722,7 +722,7 @@
     <w:r>
       <w:tab/>
       <w:tab/>
-      <w:t>2026-06-16</w:t>
+      <w:t>2026-06-17</w:t>
       <w:br/>
       <w:br/>
     </w:r>

--- a/klagomål/A 64002-2025 FSC-klagomål.docx
+++ b/klagomål/A 64002-2025 FSC-klagomål.docx
@@ -1,6 +1,6 @@
 
 <file path=word/document.xml><?xml version="1.0" encoding="utf-8"?>
-<w:document xmlns:wpc="http://schemas.microsoft.com/office/word/2010/wordprocessingCanvas" xmlns:cx="http://schemas.microsoft.com/office/drawing/2014/chartex" xmlns:cx1="http://schemas.microsoft.com/office/drawing/2015/9/8/chartex" xmlns:cx2="http://schemas.microsoft.com/office/drawing/2015/10/21/chartex" xmlns:cx3="http://schemas.microsoft.com/office/drawing/2016/5/9/chartex" xmlns:cx4="http://schemas.microsoft.com/office/drawing/2016/5/10/chartex" xmlns:cx5="http://schemas.microsoft.com/office/drawing/2016/5/11/chartex" xmlns:cx6="http://schemas.microsoft.com/office/drawing/2016/5/12/chartex" xmlns:cx7="http://schemas.microsoft.com/office/drawing/2016/5/13/chartex" xmlns:cx8="http://schemas.microsoft.com/office/drawing/2016/5/14/chartex" xmlns:mc="http://schemas.openxmlformats.org/markup-compatibility/2006" xmlns:aink="http://schemas.microsoft.com/office/drawing/2016/ink" xmlns:am3d="http://schemas.microsoft.com/office/drawing/2017/model3d" xmlns:o="urn:schemas-microsoft-com:office:office" xmlns:oel="http://schemas.microsoft.com/office/2019/extlst" xmlns:r="http://schemas.openxmlformats.org/officeDocument/2006/relationships" xmlns:m="http://schemas.openxmlformats.org/officeDocument/2006/math" xmlns:v="urn:schemas-microsoft-com:vml" xmlns:wp14="http://schemas.microsoft.com/office/word/2010/wordprocessingDrawing" xmlns:wp="http://schemas.openxmlformats.org/drawingml/2006/wordprocessingDrawing" xmlns:w10="urn:schemas-microsoft-com:office:word" xmlns:w="http://schemas.openxmlformats.org/wordprocessingml/2006/main" xmlns:w14="http://schemas.microsoft.com/office/word/2010/wordml" xmlns:w15="http://schemas.microsoft.com/office/word/2012/wordml" xmlns:w16cex="http://schemas.microsoft.com/office/word/2018/wordml/cex" xmlns:w16cid="http://schemas.microsoft.com/office/word/2016/wordml/cid" xmlns:w16="http://schemas.microsoft.com/office/word/2018/wordml" xmlns:w16sdtdh="http://schemas.microsoft.com/office/word/2020/wordml/sdtdatahash" xmlns:w16se="http://schemas.microsoft.com/office/word/2015/wordml/symex" xmlns:wpg="http://schemas.microsoft.com/office/word/2010/wordprocessingGroup" xmlns:wpi="http://schemas.microsoft.com/office/word/2010/wordprocessingInk" xmlns:wne="http://schemas.microsoft.com/office/word/2006/wordml" xmlns:wps="http://schemas.microsoft.com/office/word/2010/wordprocessingShape" mc:Ignorable="w14 w15 w16se w16cid w16 w16cex w16sdtdh wp14">
+<w:document xmlns:wpc="http://schemas.microsoft.com/office/word/2010/wordprocessingCanvas" xmlns:cx="http://schemas.microsoft.com/office/drawing/2014/chartex" xmlns:cx1="http://schemas.microsoft.com/office/drawing/2015/9/8/chartex" xmlns:cx2="http://schemas.microsoft.com/office/drawing/2015/10/21/chartex" xmlns:cx3="http://schemas.microsoft.com/office/drawing/2016/5/9/chartex" xmlns:cx4="http://schemas.microsoft.com/office/drawing/2016/5/10/chartex" xmlns:cx5="http://schemas.microsoft.com/office/drawing/2016/5/11/chartex" xmlns:cx6="http://schemas.microsoft.com/office/drawing/2016/5/12/chartex" xmlns:cx7="http://schemas.microsoft.com/office/drawing/2016/5/13/chartex" xmlns:cx8="http://schemas.microsoft.com/office/drawing/2016/5/14/chartex" xmlns:mc="http://schemas.openxmlformats.org/markup-compatibility/2006" xmlns:aink="http://schemas.microsoft.com/office/drawing/2016/ink" xmlns:am3d="http://schemas.microsoft.com/office/drawing/2017/model3d" xmlns:o="urn:schemas-microsoft-com:office:office" xmlns:oel="http://schemas.microsoft.com/office/2019/extlst" xmlns:r="http://schemas.openxmlformats.org/officeDocument/2006/relationships" xmlns:m="http://schemas.openxmlformats.org/officeDocument/2006/math" xmlns:v="urn:schemas-microsoft-com:vml" xmlns:wp14="http://schemas.microsoft.com/office/word/2010/wordprocessingDrawing" xmlns:wp="http://schemas.openxmlformats.org/drawingml/2006/wordprocessingDrawing" xmlns:w10="urn:schemas-microsoft-com:office:word" xmlns:w="http://schemas.openxmlformats.org/wordprocessingml/2006/main" xmlns:w14="http://schemas.microsoft.com/office/word/2010/wordml" xmlns:w15="http://schemas.microsoft.com/office/word/2012/wordml" xmlns:w16cex="http://schemas.microsoft.com/office/word/2018/wordml/cex" xmlns:w16cid="http://schemas.microsoft.com/office/word/2016/wordml/cid" xmlns:w16="http://schemas.microsoft.com/office/word/2018/wordml" xmlns:w16du="http://schemas.microsoft.com/office/word/2023/wordml/word16du" xmlns:w16sdtdh="http://schemas.microsoft.com/office/word/2020/wordml/sdtdatahash" xmlns:w16sdtfl="http://schemas.microsoft.com/office/word/2024/wordml/sdtformatlock" xmlns:w16se="http://schemas.microsoft.com/office/word/2015/wordml/symex" xmlns:wpg="http://schemas.microsoft.com/office/word/2010/wordprocessingGroup" xmlns:wpi="http://schemas.microsoft.com/office/word/2010/wordprocessingInk" xmlns:wne="http://schemas.microsoft.com/office/word/2006/wordml" xmlns:wps="http://schemas.microsoft.com/office/word/2010/wordprocessingShape" mc:Ignorable="w14 w15 w16se w16cid w16 w16cex w16sdtdh w16sdtfl w16du wp14">
   <w:body>
     <w:p>
       <w:r>
@@ -168,7 +168,7 @@
     </w:p>
     <w:p>
       <w:r>
-        <w:t>Detta dokument behandlar höga naturvärden i avverkningsanmälan A 64002-2025 i Tierps kommun. Denna avverkningsanmälan inkom 2025-12-30 09:41:22 och omfattar 6,2 ha.</w:t>
+        <w:t>Detta dokument behandlar höga naturvärden i avverkningsanmälan A 64002-2025 i Tierps kommun som inkom 2025-12-30 och omfattar 6,2 ha.</w:t>
       </w:r>
     </w:p>
     <w:p>
@@ -191,12 +191,15 @@
     </w:p>
     <w:p>
       <w:r>
-        <w:t>I avverkningsanmälan har följande 5 naturvårdsarter hittats: loppstarr (NT), axag (S), nästrot (S, §8), svart trolldruva (S) och tibast (S). Av dessa är 1 rödlistade. För rödlistade arter har rödlistekategorin angivits inom parentes. Arter som är signalarter enligt Skogsstyrelsen har markerats med (S). För fridlysta arter anges även paragrafen i Artskyddsförordningen som arten är fridlyst enligt.</w:t>
+        <w:t>I och inom 18 meter från avverkningsanmälan har följande 7 naturvårdsarter hittats: gullpudra (NT, T), loppstarr (NT), axag (S), nästrot (S, §8), svart trolldruva (S, T), tibast (S, T) och nattviol (§8). Av dessa är 2 rödlistade. För rödlistade arter har rödlistekategorin angivits inom parentes. Arter som är signalarter enligt Skogsstyrelsen har markerats med (S). Typiska arter inom Natura 2000 som är kopplade till skogsekosystem har markerats med (T). För fridlysta arter anges även paragrafen i Artskyddsförordningen som arten är fridlyst enligt.</w:t>
       </w:r>
     </w:p>
     <w:p>
       <w:r>
-        <w:t>De påträffade naturvårdsarterna är ett tydligt kvitto på att detta rör sig om en skog med höga naturvärden. I Figur 1 visas en karta över det avverkningsanmälda området, där samtliga fyndplatser för naturvårdsarter som finns registrerade på Artportalen har markerats.</w:t>
+        <w:t>De påträffade naturvårdsarterna är ett tydligt kvitto på att det rör sig om en skog med höga naturvärden.</w:t>
+      </w:r>
+      <w:r>
+        <w:t xml:space="preserve"> I Figur 1 visas fyndplatser för naturvårdsarter i området, som finns registrerade på Artportalen.</w:t>
       </w:r>
     </w:p>
     <w:p>
@@ -206,7 +209,7 @@
       <w:r>
         <w:drawing>
           <wp:inline xmlns:a="http://schemas.openxmlformats.org/drawingml/2006/main" xmlns:pic="http://schemas.openxmlformats.org/drawingml/2006/picture">
-            <wp:extent cx="5486400" cy="3239020"/>
+            <wp:extent cx="5486400" cy="4181730"/>
             <wp:docPr id="1" name="Picture 1"/>
             <wp:cNvGraphicFramePr>
               <a:graphicFrameLocks noChangeAspect="1"/>
@@ -227,7 +230,7 @@
                   <pic:spPr>
                     <a:xfrm>
                       <a:off x="0" y="0"/>
-                      <a:ext cx="5486400" cy="3239020"/>
+                      <a:ext cx="5486400" cy="4181730"/>
                     </a:xfrm>
                     <a:prstGeom prst="rect"/>
                   </pic:spPr>
@@ -241,9 +244,60 @@
     <w:p>
       <w:pPr>
         <w:pStyle w:val="Caption"/>
+        <w:spacing w:after="240"/>
       </w:pPr>
       <w:r>
-        <w:t>Figur 1. Fyndplatser för naturvårdsarter i det avverkningsanmälda området (röd linje). Markörer utan svart kant är placerade på fyndplatsen. Markörer med svart kant är placerade vid sidan av fyndplatsen och har ett svart streck som visar fyndplatsens exakta position. Kartans mittpunktskoordinat är N 6693585, E 663816 i SWEREF 99 TM.</w:t>
+        <w:t>Figur 1. Fyndplatser för naturvårdsarter i och inom 18 meter från avverkningsanmälan (röd linje). Markörer utan svart kant är placerade på fyndplatsen. Markörer med svart kant är placerade vid sidan av fyndplatsen och har ett svart streck som visar fyndplatsens exakta position. Kartans mittpunktskoordinat är N 6693585, E 663816 i SWEREF 99 TM.</w:t>
+      </w:r>
+    </w:p>
+    <w:p>
+      <w:pPr>
+        <w:pStyle w:val="Heading2"/>
+      </w:pPr>
+      <w:r>
+        <w:t>Fridlysta arter</w:t>
+      </w:r>
+    </w:p>
+    <w:p>
+      <w:r>
+        <w:t>Följande fridlysta arter har sina livsmiljöer och växtplatser i den avverkningsanmälda skogen: nästrot (S, §8) och nattviol (§8).</w:t>
+      </w:r>
+    </w:p>
+    <w:p>
+      <w:pPr>
+        <w:pStyle w:val="Heading2"/>
+      </w:pPr>
+      <w:r>
+        <w:t>Övriga naturvårdsarter</w:t>
+      </w:r>
+    </w:p>
+    <w:p>
+      <w:r>
+        <w:rPr>
+          <w:b/>
+        </w:rPr>
+        <w:t>Gullpudra (NT)</w:t>
+      </w:r>
+      <w:r>
+        <w:t xml:space="preserve"> växer sparsamt främst i källpåverkad sumpskog i södra och mellersta Sverige norrut till Jämtland-Västernorrland. Kommer in på rödlistan för första gången 2025 till följd av en stark minskning (&gt;50%) i Riksskogstaxeringens data. Minskningstakten överstiger gränsvärdet för Starkt hotad (EN) enligt A-kriteriet.  Då minskningen har en stor osäkerhet så nedgraderas rödlistekategorin två steg till Nära hotad. Gullpudra är typisk art för </w:t>
+      </w:r>
+      <w:r>
+        <w:rPr>
+          <w:i/>
+        </w:rPr>
+        <w:t xml:space="preserve">9080 Lövsumpskog, 7160 Källor och källkärr </w:t>
+      </w:r>
+      <w:r>
+        <w:t>och</w:t>
+      </w:r>
+      <w:r>
+        <w:rPr>
+          <w:i/>
+        </w:rPr>
+        <w:t xml:space="preserve"> 7310 Aapamyrar</w:t>
+      </w:r>
+      <w:r>
+        <w:t xml:space="preserve"> (SLU Artdatabanken, 2026).</w:t>
       </w:r>
     </w:p>
     <w:p>
@@ -302,19 +356,6 @@
       </w:r>
       <w:r>
         <w:t xml:space="preserve"> och värdväxt för de två fjärilsarterna större tibastmal och brun tibastmal (CR) (SLU Artdatabanken, 2024; Nitare &amp; Skogsstyrelsen, 2019).</w:t>
-      </w:r>
-    </w:p>
-    <w:p>
-      <w:pPr>
-        <w:pStyle w:val="Heading1"/>
-      </w:pPr>
-      <w:r>
-        <w:t>Fridlysta arter</w:t>
-      </w:r>
-    </w:p>
-    <w:p>
-      <w:r>
-        <w:t>Följande fridlysta arter har sina livsmiljöer och växtplatser i den avverkningsanmälda skogen: nästrot (S, §8).</w:t>
       </w:r>
     </w:p>
     <w:p>
@@ -407,7 +448,7 @@
         <w:rPr>
           <w:i/>
         </w:rPr>
-        <w:t>I det avverkningsanmälda skogsområdet har 5 naturvårdsarter varav 1 rödlistade arter sina livsmiljöer och växtplatser.</w:t>
+        <w:t>I det avverkningsanmälda skogsområdet har 7 naturvårdsarter varav 2 rödlistade arter sina livsmiljöer och växtplatser.</w:t>
       </w:r>
     </w:p>
     <w:p>
@@ -612,7 +653,7 @@
 </file>
 
 <file path=word/endnotes.xml><?xml version="1.0" encoding="utf-8"?>
-<w:endnotes xmlns:wpc="http://schemas.microsoft.com/office/word/2010/wordprocessingCanvas" xmlns:cx="http://schemas.microsoft.com/office/drawing/2014/chartex" xmlns:cx1="http://schemas.microsoft.com/office/drawing/2015/9/8/chartex" xmlns:cx2="http://schemas.microsoft.com/office/drawing/2015/10/21/chartex" xmlns:cx3="http://schemas.microsoft.com/office/drawing/2016/5/9/chartex" xmlns:cx4="http://schemas.microsoft.com/office/drawing/2016/5/10/chartex" xmlns:cx5="http://schemas.microsoft.com/office/drawing/2016/5/11/chartex" xmlns:cx6="http://schemas.microsoft.com/office/drawing/2016/5/12/chartex" xmlns:cx7="http://schemas.microsoft.com/office/drawing/2016/5/13/chartex" xmlns:cx8="http://schemas.microsoft.com/office/drawing/2016/5/14/chartex" xmlns:mc="http://schemas.openxmlformats.org/markup-compatibility/2006" xmlns:aink="http://schemas.microsoft.com/office/drawing/2016/ink" xmlns:am3d="http://schemas.microsoft.com/office/drawing/2017/model3d" xmlns:o="urn:schemas-microsoft-com:office:office" xmlns:oel="http://schemas.microsoft.com/office/2019/extlst" xmlns:r="http://schemas.openxmlformats.org/officeDocument/2006/relationships" xmlns:m="http://schemas.openxmlformats.org/officeDocument/2006/math" xmlns:v="urn:schemas-microsoft-com:vml" xmlns:wp14="http://schemas.microsoft.com/office/word/2010/wordprocessingDrawing" xmlns:wp="http://schemas.openxmlformats.org/drawingml/2006/wordprocessingDrawing" xmlns:w10="urn:schemas-microsoft-com:office:word" xmlns:w="http://schemas.openxmlformats.org/wordprocessingml/2006/main" xmlns:w14="http://schemas.microsoft.com/office/word/2010/wordml" xmlns:w15="http://schemas.microsoft.com/office/word/2012/wordml" xmlns:w16cex="http://schemas.microsoft.com/office/word/2018/wordml/cex" xmlns:w16cid="http://schemas.microsoft.com/office/word/2016/wordml/cid" xmlns:w16="http://schemas.microsoft.com/office/word/2018/wordml" xmlns:w16sdtdh="http://schemas.microsoft.com/office/word/2020/wordml/sdtdatahash" xmlns:w16se="http://schemas.microsoft.com/office/word/2015/wordml/symex" xmlns:wpg="http://schemas.microsoft.com/office/word/2010/wordprocessingGroup" xmlns:wpi="http://schemas.microsoft.com/office/word/2010/wordprocessingInk" xmlns:wne="http://schemas.microsoft.com/office/word/2006/wordml" xmlns:wps="http://schemas.microsoft.com/office/word/2010/wordprocessingShape" mc:Ignorable="w14 w15 w16se w16cid w16 w16cex w16sdtdh wp14">
+<w:endnotes xmlns:wpc="http://schemas.microsoft.com/office/word/2010/wordprocessingCanvas" xmlns:cx="http://schemas.microsoft.com/office/drawing/2014/chartex" xmlns:cx1="http://schemas.microsoft.com/office/drawing/2015/9/8/chartex" xmlns:cx2="http://schemas.microsoft.com/office/drawing/2015/10/21/chartex" xmlns:cx3="http://schemas.microsoft.com/office/drawing/2016/5/9/chartex" xmlns:cx4="http://schemas.microsoft.com/office/drawing/2016/5/10/chartex" xmlns:cx5="http://schemas.microsoft.com/office/drawing/2016/5/11/chartex" xmlns:cx6="http://schemas.microsoft.com/office/drawing/2016/5/12/chartex" xmlns:cx7="http://schemas.microsoft.com/office/drawing/2016/5/13/chartex" xmlns:cx8="http://schemas.microsoft.com/office/drawing/2016/5/14/chartex" xmlns:mc="http://schemas.openxmlformats.org/markup-compatibility/2006" xmlns:aink="http://schemas.microsoft.com/office/drawing/2016/ink" xmlns:am3d="http://schemas.microsoft.com/office/drawing/2017/model3d" xmlns:o="urn:schemas-microsoft-com:office:office" xmlns:oel="http://schemas.microsoft.com/office/2019/extlst" xmlns:r="http://schemas.openxmlformats.org/officeDocument/2006/relationships" xmlns:m="http://schemas.openxmlformats.org/officeDocument/2006/math" xmlns:v="urn:schemas-microsoft-com:vml" xmlns:wp14="http://schemas.microsoft.com/office/word/2010/wordprocessingDrawing" xmlns:wp="http://schemas.openxmlformats.org/drawingml/2006/wordprocessingDrawing" xmlns:w10="urn:schemas-microsoft-com:office:word" xmlns:w="http://schemas.openxmlformats.org/wordprocessingml/2006/main" xmlns:w14="http://schemas.microsoft.com/office/word/2010/wordml" xmlns:w15="http://schemas.microsoft.com/office/word/2012/wordml" xmlns:w16cex="http://schemas.microsoft.com/office/word/2018/wordml/cex" xmlns:w16cid="http://schemas.microsoft.com/office/word/2016/wordml/cid" xmlns:w16="http://schemas.microsoft.com/office/word/2018/wordml" xmlns:w16du="http://schemas.microsoft.com/office/word/2023/wordml/word16du" xmlns:w16sdtdh="http://schemas.microsoft.com/office/word/2020/wordml/sdtdatahash" xmlns:w16sdtfl="http://schemas.microsoft.com/office/word/2024/wordml/sdtformatlock" xmlns:w16se="http://schemas.microsoft.com/office/word/2015/wordml/symex" xmlns:wpg="http://schemas.microsoft.com/office/word/2010/wordprocessingGroup" xmlns:wpi="http://schemas.microsoft.com/office/word/2010/wordprocessingInk" xmlns:wne="http://schemas.microsoft.com/office/word/2006/wordml" xmlns:wps="http://schemas.microsoft.com/office/word/2010/wordprocessingShape" mc:Ignorable="w14 w15 w16se w16cid w16 w16cex w16sdtdh w16sdtfl w16du wp14">
   <w:endnote w:type="separator" w:id="-1">
     <w:p>
       <w:pPr>
@@ -637,7 +678,7 @@
 </file>
 
 <file path=word/footer1.xml><?xml version="1.0" encoding="utf-8"?>
-<w:ftr xmlns:wpc="http://schemas.microsoft.com/office/word/2010/wordprocessingCanvas" xmlns:cx="http://schemas.microsoft.com/office/drawing/2014/chartex" xmlns:cx1="http://schemas.microsoft.com/office/drawing/2015/9/8/chartex" xmlns:cx2="http://schemas.microsoft.com/office/drawing/2015/10/21/chartex" xmlns:cx3="http://schemas.microsoft.com/office/drawing/2016/5/9/chartex" xmlns:cx4="http://schemas.microsoft.com/office/drawing/2016/5/10/chartex" xmlns:cx5="http://schemas.microsoft.com/office/drawing/2016/5/11/chartex" xmlns:cx6="http://schemas.microsoft.com/office/drawing/2016/5/12/chartex" xmlns:cx7="http://schemas.microsoft.com/office/drawing/2016/5/13/chartex" xmlns:cx8="http://schemas.microsoft.com/office/drawing/2016/5/14/chartex" xmlns:mc="http://schemas.openxmlformats.org/markup-compatibility/2006" xmlns:aink="http://schemas.microsoft.com/office/drawing/2016/ink" xmlns:am3d="http://schemas.microsoft.com/office/drawing/2017/model3d" xmlns:o="urn:schemas-microsoft-com:office:office" xmlns:oel="http://schemas.microsoft.com/office/2019/extlst" xmlns:r="http://schemas.openxmlformats.org/officeDocument/2006/relationships" xmlns:m="http://schemas.openxmlformats.org/officeDocument/2006/math" xmlns:v="urn:schemas-microsoft-com:vml" xmlns:wp14="http://schemas.microsoft.com/office/word/2010/wordprocessingDrawing" xmlns:wp="http://schemas.openxmlformats.org/drawingml/2006/wordprocessingDrawing" xmlns:w10="urn:schemas-microsoft-com:office:word" xmlns:w="http://schemas.openxmlformats.org/wordprocessingml/2006/main" xmlns:w14="http://schemas.microsoft.com/office/word/2010/wordml" xmlns:w15="http://schemas.microsoft.com/office/word/2012/wordml" xmlns:w16cex="http://schemas.microsoft.com/office/word/2018/wordml/cex" xmlns:w16cid="http://schemas.microsoft.com/office/word/2016/wordml/cid" xmlns:w16="http://schemas.microsoft.com/office/word/2018/wordml" xmlns:w16sdtdh="http://schemas.microsoft.com/office/word/2020/wordml/sdtdatahash" xmlns:w16se="http://schemas.microsoft.com/office/word/2015/wordml/symex" xmlns:wpg="http://schemas.microsoft.com/office/word/2010/wordprocessingGroup" xmlns:wpi="http://schemas.microsoft.com/office/word/2010/wordprocessingInk" xmlns:wne="http://schemas.microsoft.com/office/word/2006/wordml" xmlns:wps="http://schemas.microsoft.com/office/word/2010/wordprocessingShape" mc:Ignorable="w14 w15 w16se w16cid w16 w16cex w16sdtdh wp14">
+<w:ftr xmlns:wpc="http://schemas.microsoft.com/office/word/2010/wordprocessingCanvas" xmlns:cx="http://schemas.microsoft.com/office/drawing/2014/chartex" xmlns:cx1="http://schemas.microsoft.com/office/drawing/2015/9/8/chartex" xmlns:cx2="http://schemas.microsoft.com/office/drawing/2015/10/21/chartex" xmlns:cx3="http://schemas.microsoft.com/office/drawing/2016/5/9/chartex" xmlns:cx4="http://schemas.microsoft.com/office/drawing/2016/5/10/chartex" xmlns:cx5="http://schemas.microsoft.com/office/drawing/2016/5/11/chartex" xmlns:cx6="http://schemas.microsoft.com/office/drawing/2016/5/12/chartex" xmlns:cx7="http://schemas.microsoft.com/office/drawing/2016/5/13/chartex" xmlns:cx8="http://schemas.microsoft.com/office/drawing/2016/5/14/chartex" xmlns:mc="http://schemas.openxmlformats.org/markup-compatibility/2006" xmlns:aink="http://schemas.microsoft.com/office/drawing/2016/ink" xmlns:am3d="http://schemas.microsoft.com/office/drawing/2017/model3d" xmlns:o="urn:schemas-microsoft-com:office:office" xmlns:oel="http://schemas.microsoft.com/office/2019/extlst" xmlns:r="http://schemas.openxmlformats.org/officeDocument/2006/relationships" xmlns:m="http://schemas.openxmlformats.org/officeDocument/2006/math" xmlns:v="urn:schemas-microsoft-com:vml" xmlns:wp14="http://schemas.microsoft.com/office/word/2010/wordprocessingDrawing" xmlns:wp="http://schemas.openxmlformats.org/drawingml/2006/wordprocessingDrawing" xmlns:w10="urn:schemas-microsoft-com:office:word" xmlns:w="http://schemas.openxmlformats.org/wordprocessingml/2006/main" xmlns:w14="http://schemas.microsoft.com/office/word/2010/wordml" xmlns:w15="http://schemas.microsoft.com/office/word/2012/wordml" xmlns:w16cex="http://schemas.microsoft.com/office/word/2018/wordml/cex" xmlns:w16cid="http://schemas.microsoft.com/office/word/2016/wordml/cid" xmlns:w16="http://schemas.microsoft.com/office/word/2018/wordml" xmlns:w16du="http://schemas.microsoft.com/office/word/2023/wordml/word16du" xmlns:w16sdtdh="http://schemas.microsoft.com/office/word/2020/wordml/sdtdatahash" xmlns:w16sdtfl="http://schemas.microsoft.com/office/word/2024/wordml/sdtformatlock" xmlns:w16se="http://schemas.microsoft.com/office/word/2015/wordml/symex" xmlns:wpg="http://schemas.microsoft.com/office/word/2010/wordprocessingGroup" xmlns:wpi="http://schemas.microsoft.com/office/word/2010/wordprocessingInk" xmlns:wne="http://schemas.microsoft.com/office/word/2006/wordml" xmlns:wps="http://schemas.microsoft.com/office/word/2010/wordprocessingShape" mc:Ignorable="w14 w15 w16se w16cid w16 w16cex w16sdtdh w16sdtfl w16du wp14">
   <w:p>
     <w:pPr>
       <w:pStyle w:val="Footer"/>
@@ -647,7 +688,7 @@
 </file>
 
 <file path=word/footer2.xml><?xml version="1.0" encoding="utf-8"?>
-<w:ftr xmlns:wpc="http://schemas.microsoft.com/office/word/2010/wordprocessingCanvas" xmlns:cx="http://schemas.microsoft.com/office/drawing/2014/chartex" xmlns:cx1="http://schemas.microsoft.com/office/drawing/2015/9/8/chartex" xmlns:cx2="http://schemas.microsoft.com/office/drawing/2015/10/21/chartex" xmlns:cx3="http://schemas.microsoft.com/office/drawing/2016/5/9/chartex" xmlns:cx4="http://schemas.microsoft.com/office/drawing/2016/5/10/chartex" xmlns:cx5="http://schemas.microsoft.com/office/drawing/2016/5/11/chartex" xmlns:cx6="http://schemas.microsoft.com/office/drawing/2016/5/12/chartex" xmlns:cx7="http://schemas.microsoft.com/office/drawing/2016/5/13/chartex" xmlns:cx8="http://schemas.microsoft.com/office/drawing/2016/5/14/chartex" xmlns:mc="http://schemas.openxmlformats.org/markup-compatibility/2006" xmlns:aink="http://schemas.microsoft.com/office/drawing/2016/ink" xmlns:am3d="http://schemas.microsoft.com/office/drawing/2017/model3d" xmlns:o="urn:schemas-microsoft-com:office:office" xmlns:oel="http://schemas.microsoft.com/office/2019/extlst" xmlns:r="http://schemas.openxmlformats.org/officeDocument/2006/relationships" xmlns:m="http://schemas.openxmlformats.org/officeDocument/2006/math" xmlns:v="urn:schemas-microsoft-com:vml" xmlns:wp14="http://schemas.microsoft.com/office/word/2010/wordprocessingDrawing" xmlns:wp="http://schemas.openxmlformats.org/drawingml/2006/wordprocessingDrawing" xmlns:w10="urn:schemas-microsoft-com:office:word" xmlns:w="http://schemas.openxmlformats.org/wordprocessingml/2006/main" xmlns:w14="http://schemas.microsoft.com/office/word/2010/wordml" xmlns:w15="http://schemas.microsoft.com/office/word/2012/wordml" xmlns:w16cex="http://schemas.microsoft.com/office/word/2018/wordml/cex" xmlns:w16cid="http://schemas.microsoft.com/office/word/2016/wordml/cid" xmlns:w16="http://schemas.microsoft.com/office/word/2018/wordml" xmlns:w16sdtdh="http://schemas.microsoft.com/office/word/2020/wordml/sdtdatahash" xmlns:w16se="http://schemas.microsoft.com/office/word/2015/wordml/symex" xmlns:wpg="http://schemas.microsoft.com/office/word/2010/wordprocessingGroup" xmlns:wpi="http://schemas.microsoft.com/office/word/2010/wordprocessingInk" xmlns:wne="http://schemas.microsoft.com/office/word/2006/wordml" xmlns:wps="http://schemas.microsoft.com/office/word/2010/wordprocessingShape" mc:Ignorable="w14 w15 w16se w16cid w16 w16cex w16sdtdh wp14">
+<w:ftr xmlns:wpc="http://schemas.microsoft.com/office/word/2010/wordprocessingCanvas" xmlns:cx="http://schemas.microsoft.com/office/drawing/2014/chartex" xmlns:cx1="http://schemas.microsoft.com/office/drawing/2015/9/8/chartex" xmlns:cx2="http://schemas.microsoft.com/office/drawing/2015/10/21/chartex" xmlns:cx3="http://schemas.microsoft.com/office/drawing/2016/5/9/chartex" xmlns:cx4="http://schemas.microsoft.com/office/drawing/2016/5/10/chartex" xmlns:cx5="http://schemas.microsoft.com/office/drawing/2016/5/11/chartex" xmlns:cx6="http://schemas.microsoft.com/office/drawing/2016/5/12/chartex" xmlns:cx7="http://schemas.microsoft.com/office/drawing/2016/5/13/chartex" xmlns:cx8="http://schemas.microsoft.com/office/drawing/2016/5/14/chartex" xmlns:mc="http://schemas.openxmlformats.org/markup-compatibility/2006" xmlns:aink="http://schemas.microsoft.com/office/drawing/2016/ink" xmlns:am3d="http://schemas.microsoft.com/office/drawing/2017/model3d" xmlns:o="urn:schemas-microsoft-com:office:office" xmlns:oel="http://schemas.microsoft.com/office/2019/extlst" xmlns:r="http://schemas.openxmlformats.org/officeDocument/2006/relationships" xmlns:m="http://schemas.openxmlformats.org/officeDocument/2006/math" xmlns:v="urn:schemas-microsoft-com:vml" xmlns:wp14="http://schemas.microsoft.com/office/word/2010/wordprocessingDrawing" xmlns:wp="http://schemas.openxmlformats.org/drawingml/2006/wordprocessingDrawing" xmlns:w10="urn:schemas-microsoft-com:office:word" xmlns:w="http://schemas.openxmlformats.org/wordprocessingml/2006/main" xmlns:w14="http://schemas.microsoft.com/office/word/2010/wordml" xmlns:w15="http://schemas.microsoft.com/office/word/2012/wordml" xmlns:w16cex="http://schemas.microsoft.com/office/word/2018/wordml/cex" xmlns:w16cid="http://schemas.microsoft.com/office/word/2016/wordml/cid" xmlns:w16="http://schemas.microsoft.com/office/word/2018/wordml" xmlns:w16du="http://schemas.microsoft.com/office/word/2023/wordml/word16du" xmlns:w16sdtdh="http://schemas.microsoft.com/office/word/2020/wordml/sdtdatahash" xmlns:w16sdtfl="http://schemas.microsoft.com/office/word/2024/wordml/sdtformatlock" xmlns:w16se="http://schemas.microsoft.com/office/word/2015/wordml/symex" xmlns:wpg="http://schemas.microsoft.com/office/word/2010/wordprocessingGroup" xmlns:wpi="http://schemas.microsoft.com/office/word/2010/wordprocessingInk" xmlns:wne="http://schemas.microsoft.com/office/word/2006/wordml" xmlns:wps="http://schemas.microsoft.com/office/word/2010/wordprocessingShape" mc:Ignorable="w14 w15 w16se w16cid w16 w16cex w16sdtdh w16sdtfl w16du wp14">
   <w:p>
     <w:pPr>
       <w:pStyle w:val="Footer"/>
@@ -657,7 +698,7 @@
 </file>
 
 <file path=word/footer3.xml><?xml version="1.0" encoding="utf-8"?>
-<w:ftr xmlns:wpc="http://schemas.microsoft.com/office/word/2010/wordprocessingCanvas" xmlns:cx="http://schemas.microsoft.com/office/drawing/2014/chartex" xmlns:cx1="http://schemas.microsoft.com/office/drawing/2015/9/8/chartex" xmlns:cx2="http://schemas.microsoft.com/office/drawing/2015/10/21/chartex" xmlns:cx3="http://schemas.microsoft.com/office/drawing/2016/5/9/chartex" xmlns:cx4="http://schemas.microsoft.com/office/drawing/2016/5/10/chartex" xmlns:cx5="http://schemas.microsoft.com/office/drawing/2016/5/11/chartex" xmlns:cx6="http://schemas.microsoft.com/office/drawing/2016/5/12/chartex" xmlns:cx7="http://schemas.microsoft.com/office/drawing/2016/5/13/chartex" xmlns:cx8="http://schemas.microsoft.com/office/drawing/2016/5/14/chartex" xmlns:mc="http://schemas.openxmlformats.org/markup-compatibility/2006" xmlns:aink="http://schemas.microsoft.com/office/drawing/2016/ink" xmlns:am3d="http://schemas.microsoft.com/office/drawing/2017/model3d" xmlns:o="urn:schemas-microsoft-com:office:office" xmlns:oel="http://schemas.microsoft.com/office/2019/extlst" xmlns:r="http://schemas.openxmlformats.org/officeDocument/2006/relationships" xmlns:m="http://schemas.openxmlformats.org/officeDocument/2006/math" xmlns:v="urn:schemas-microsoft-com:vml" xmlns:wp14="http://schemas.microsoft.com/office/word/2010/wordprocessingDrawing" xmlns:wp="http://schemas.openxmlformats.org/drawingml/2006/wordprocessingDrawing" xmlns:w10="urn:schemas-microsoft-com:office:word" xmlns:w="http://schemas.openxmlformats.org/wordprocessingml/2006/main" xmlns:w14="http://schemas.microsoft.com/office/word/2010/wordml" xmlns:w15="http://schemas.microsoft.com/office/word/2012/wordml" xmlns:w16cex="http://schemas.microsoft.com/office/word/2018/wordml/cex" xmlns:w16cid="http://schemas.microsoft.com/office/word/2016/wordml/cid" xmlns:w16="http://schemas.microsoft.com/office/word/2018/wordml" xmlns:w16sdtdh="http://schemas.microsoft.com/office/word/2020/wordml/sdtdatahash" xmlns:w16se="http://schemas.microsoft.com/office/word/2015/wordml/symex" xmlns:wpg="http://schemas.microsoft.com/office/word/2010/wordprocessingGroup" xmlns:wpi="http://schemas.microsoft.com/office/word/2010/wordprocessingInk" xmlns:wne="http://schemas.microsoft.com/office/word/2006/wordml" xmlns:wps="http://schemas.microsoft.com/office/word/2010/wordprocessingShape" mc:Ignorable="w14 w15 w16se w16cid w16 w16cex w16sdtdh wp14">
+<w:ftr xmlns:wpc="http://schemas.microsoft.com/office/word/2010/wordprocessingCanvas" xmlns:cx="http://schemas.microsoft.com/office/drawing/2014/chartex" xmlns:cx1="http://schemas.microsoft.com/office/drawing/2015/9/8/chartex" xmlns:cx2="http://schemas.microsoft.com/office/drawing/2015/10/21/chartex" xmlns:cx3="http://schemas.microsoft.com/office/drawing/2016/5/9/chartex" xmlns:cx4="http://schemas.microsoft.com/office/drawing/2016/5/10/chartex" xmlns:cx5="http://schemas.microsoft.com/office/drawing/2016/5/11/chartex" xmlns:cx6="http://schemas.microsoft.com/office/drawing/2016/5/12/chartex" xmlns:cx7="http://schemas.microsoft.com/office/drawing/2016/5/13/chartex" xmlns:cx8="http://schemas.microsoft.com/office/drawing/2016/5/14/chartex" xmlns:mc="http://schemas.openxmlformats.org/markup-compatibility/2006" xmlns:aink="http://schemas.microsoft.com/office/drawing/2016/ink" xmlns:am3d="http://schemas.microsoft.com/office/drawing/2017/model3d" xmlns:o="urn:schemas-microsoft-com:office:office" xmlns:oel="http://schemas.microsoft.com/office/2019/extlst" xmlns:r="http://schemas.openxmlformats.org/officeDocument/2006/relationships" xmlns:m="http://schemas.openxmlformats.org/officeDocument/2006/math" xmlns:v="urn:schemas-microsoft-com:vml" xmlns:wp14="http://schemas.microsoft.com/office/word/2010/wordprocessingDrawing" xmlns:wp="http://schemas.openxmlformats.org/drawingml/2006/wordprocessingDrawing" xmlns:w10="urn:schemas-microsoft-com:office:word" xmlns:w="http://schemas.openxmlformats.org/wordprocessingml/2006/main" xmlns:w14="http://schemas.microsoft.com/office/word/2010/wordml" xmlns:w15="http://schemas.microsoft.com/office/word/2012/wordml" xmlns:w16cex="http://schemas.microsoft.com/office/word/2018/wordml/cex" xmlns:w16cid="http://schemas.microsoft.com/office/word/2016/wordml/cid" xmlns:w16="http://schemas.microsoft.com/office/word/2018/wordml" xmlns:w16du="http://schemas.microsoft.com/office/word/2023/wordml/word16du" xmlns:w16sdtdh="http://schemas.microsoft.com/office/word/2020/wordml/sdtdatahash" xmlns:w16sdtfl="http://schemas.microsoft.com/office/word/2024/wordml/sdtformatlock" xmlns:w16se="http://schemas.microsoft.com/office/word/2015/wordml/symex" xmlns:wpg="http://schemas.microsoft.com/office/word/2010/wordprocessingGroup" xmlns:wpi="http://schemas.microsoft.com/office/word/2010/wordprocessingInk" xmlns:wne="http://schemas.microsoft.com/office/word/2006/wordml" xmlns:wps="http://schemas.microsoft.com/office/word/2010/wordprocessingShape" mc:Ignorable="w14 w15 w16se w16cid w16 w16cex w16sdtdh w16sdtfl w16du wp14">
   <w:p>
     <w:pPr>
       <w:pStyle w:val="Footer"/>
@@ -667,7 +708,7 @@
 </file>
 
 <file path=word/footnotes.xml><?xml version="1.0" encoding="utf-8"?>
-<w:footnotes xmlns:wpc="http://schemas.microsoft.com/office/word/2010/wordprocessingCanvas" xmlns:cx="http://schemas.microsoft.com/office/drawing/2014/chartex" xmlns:cx1="http://schemas.microsoft.com/office/drawing/2015/9/8/chartex" xmlns:cx2="http://schemas.microsoft.com/office/drawing/2015/10/21/chartex" xmlns:cx3="http://schemas.microsoft.com/office/drawing/2016/5/9/chartex" xmlns:cx4="http://schemas.microsoft.com/office/drawing/2016/5/10/chartex" xmlns:cx5="http://schemas.microsoft.com/office/drawing/2016/5/11/chartex" xmlns:cx6="http://schemas.microsoft.com/office/drawing/2016/5/12/chartex" xmlns:cx7="http://schemas.microsoft.com/office/drawing/2016/5/13/chartex" xmlns:cx8="http://schemas.microsoft.com/office/drawing/2016/5/14/chartex" xmlns:mc="http://schemas.openxmlformats.org/markup-compatibility/2006" xmlns:aink="http://schemas.microsoft.com/office/drawing/2016/ink" xmlns:am3d="http://schemas.microsoft.com/office/drawing/2017/model3d" xmlns:o="urn:schemas-microsoft-com:office:office" xmlns:oel="http://schemas.microsoft.com/office/2019/extlst" xmlns:r="http://schemas.openxmlformats.org/officeDocument/2006/relationships" xmlns:m="http://schemas.openxmlformats.org/officeDocument/2006/math" xmlns:v="urn:schemas-microsoft-com:vml" xmlns:wp14="http://schemas.microsoft.com/office/word/2010/wordprocessingDrawing" xmlns:wp="http://schemas.openxmlformats.org/drawingml/2006/wordprocessingDrawing" xmlns:w10="urn:schemas-microsoft-com:office:word" xmlns:w="http://schemas.openxmlformats.org/wordprocessingml/2006/main" xmlns:w14="http://schemas.microsoft.com/office/word/2010/wordml" xmlns:w15="http://schemas.microsoft.com/office/word/2012/wordml" xmlns:w16cex="http://schemas.microsoft.com/office/word/2018/wordml/cex" xmlns:w16cid="http://schemas.microsoft.com/office/word/2016/wordml/cid" xmlns:w16="http://schemas.microsoft.com/office/word/2018/wordml" xmlns:w16sdtdh="http://schemas.microsoft.com/office/word/2020/wordml/sdtdatahash" xmlns:w16se="http://schemas.microsoft.com/office/word/2015/wordml/symex" xmlns:wpg="http://schemas.microsoft.com/office/word/2010/wordprocessingGroup" xmlns:wpi="http://schemas.microsoft.com/office/word/2010/wordprocessingInk" xmlns:wne="http://schemas.microsoft.com/office/word/2006/wordml" xmlns:wps="http://schemas.microsoft.com/office/word/2010/wordprocessingShape" mc:Ignorable="w14 w15 w16se w16cid w16 w16cex w16sdtdh wp14">
+<w:footnotes xmlns:wpc="http://schemas.microsoft.com/office/word/2010/wordprocessingCanvas" xmlns:cx="http://schemas.microsoft.com/office/drawing/2014/chartex" xmlns:cx1="http://schemas.microsoft.com/office/drawing/2015/9/8/chartex" xmlns:cx2="http://schemas.microsoft.com/office/drawing/2015/10/21/chartex" xmlns:cx3="http://schemas.microsoft.com/office/drawing/2016/5/9/chartex" xmlns:cx4="http://schemas.microsoft.com/office/drawing/2016/5/10/chartex" xmlns:cx5="http://schemas.microsoft.com/office/drawing/2016/5/11/chartex" xmlns:cx6="http://schemas.microsoft.com/office/drawing/2016/5/12/chartex" xmlns:cx7="http://schemas.microsoft.com/office/drawing/2016/5/13/chartex" xmlns:cx8="http://schemas.microsoft.com/office/drawing/2016/5/14/chartex" xmlns:mc="http://schemas.openxmlformats.org/markup-compatibility/2006" xmlns:aink="http://schemas.microsoft.com/office/drawing/2016/ink" xmlns:am3d="http://schemas.microsoft.com/office/drawing/2017/model3d" xmlns:o="urn:schemas-microsoft-com:office:office" xmlns:oel="http://schemas.microsoft.com/office/2019/extlst" xmlns:r="http://schemas.openxmlformats.org/officeDocument/2006/relationships" xmlns:m="http://schemas.openxmlformats.org/officeDocument/2006/math" xmlns:v="urn:schemas-microsoft-com:vml" xmlns:wp14="http://schemas.microsoft.com/office/word/2010/wordprocessingDrawing" xmlns:wp="http://schemas.openxmlformats.org/drawingml/2006/wordprocessingDrawing" xmlns:w10="urn:schemas-microsoft-com:office:word" xmlns:w="http://schemas.openxmlformats.org/wordprocessingml/2006/main" xmlns:w14="http://schemas.microsoft.com/office/word/2010/wordml" xmlns:w15="http://schemas.microsoft.com/office/word/2012/wordml" xmlns:w16cex="http://schemas.microsoft.com/office/word/2018/wordml/cex" xmlns:w16cid="http://schemas.microsoft.com/office/word/2016/wordml/cid" xmlns:w16="http://schemas.microsoft.com/office/word/2018/wordml" xmlns:w16du="http://schemas.microsoft.com/office/word/2023/wordml/word16du" xmlns:w16sdtdh="http://schemas.microsoft.com/office/word/2020/wordml/sdtdatahash" xmlns:w16sdtfl="http://schemas.microsoft.com/office/word/2024/wordml/sdtformatlock" xmlns:w16se="http://schemas.microsoft.com/office/word/2015/wordml/symex" xmlns:wpg="http://schemas.microsoft.com/office/word/2010/wordprocessingGroup" xmlns:wpi="http://schemas.microsoft.com/office/word/2010/wordprocessingInk" xmlns:wne="http://schemas.microsoft.com/office/word/2006/wordml" xmlns:wps="http://schemas.microsoft.com/office/word/2010/wordprocessingShape" mc:Ignorable="w14 w15 w16se w16cid w16 w16cex w16sdtdh w16sdtfl w16du wp14">
   <w:footnote w:type="separator" w:id="-1">
     <w:p>
       <w:pPr>
@@ -692,7 +733,7 @@
 </file>
 
 <file path=word/header1.xml><?xml version="1.0" encoding="utf-8"?>
-<w:hdr xmlns:wpc="http://schemas.microsoft.com/office/word/2010/wordprocessingCanvas" xmlns:cx="http://schemas.microsoft.com/office/drawing/2014/chartex" xmlns:cx1="http://schemas.microsoft.com/office/drawing/2015/9/8/chartex" xmlns:cx2="http://schemas.microsoft.com/office/drawing/2015/10/21/chartex" xmlns:cx3="http://schemas.microsoft.com/office/drawing/2016/5/9/chartex" xmlns:cx4="http://schemas.microsoft.com/office/drawing/2016/5/10/chartex" xmlns:cx5="http://schemas.microsoft.com/office/drawing/2016/5/11/chartex" xmlns:cx6="http://schemas.microsoft.com/office/drawing/2016/5/12/chartex" xmlns:cx7="http://schemas.microsoft.com/office/drawing/2016/5/13/chartex" xmlns:cx8="http://schemas.microsoft.com/office/drawing/2016/5/14/chartex" xmlns:mc="http://schemas.openxmlformats.org/markup-compatibility/2006" xmlns:aink="http://schemas.microsoft.com/office/drawing/2016/ink" xmlns:am3d="http://schemas.microsoft.com/office/drawing/2017/model3d" xmlns:o="urn:schemas-microsoft-com:office:office" xmlns:oel="http://schemas.microsoft.com/office/2019/extlst" xmlns:r="http://schemas.openxmlformats.org/officeDocument/2006/relationships" xmlns:m="http://schemas.openxmlformats.org/officeDocument/2006/math" xmlns:v="urn:schemas-microsoft-com:vml" xmlns:wp14="http://schemas.microsoft.com/office/word/2010/wordprocessingDrawing" xmlns:wp="http://schemas.openxmlformats.org/drawingml/2006/wordprocessingDrawing" xmlns:w10="urn:schemas-microsoft-com:office:word" xmlns:w="http://schemas.openxmlformats.org/wordprocessingml/2006/main" xmlns:w14="http://schemas.microsoft.com/office/word/2010/wordml" xmlns:w15="http://schemas.microsoft.com/office/word/2012/wordml" xmlns:w16cex="http://schemas.microsoft.com/office/word/2018/wordml/cex" xmlns:w16cid="http://schemas.microsoft.com/office/word/2016/wordml/cid" xmlns:w16="http://schemas.microsoft.com/office/word/2018/wordml" xmlns:w16sdtdh="http://schemas.microsoft.com/office/word/2020/wordml/sdtdatahash" xmlns:w16se="http://schemas.microsoft.com/office/word/2015/wordml/symex" xmlns:wpg="http://schemas.microsoft.com/office/word/2010/wordprocessingGroup" xmlns:wpi="http://schemas.microsoft.com/office/word/2010/wordprocessingInk" xmlns:wne="http://schemas.microsoft.com/office/word/2006/wordml" xmlns:wps="http://schemas.microsoft.com/office/word/2010/wordprocessingShape" mc:Ignorable="w14 w15 w16se w16cid w16 w16cex w16sdtdh wp14">
+<w:hdr xmlns:wpc="http://schemas.microsoft.com/office/word/2010/wordprocessingCanvas" xmlns:cx="http://schemas.microsoft.com/office/drawing/2014/chartex" xmlns:cx1="http://schemas.microsoft.com/office/drawing/2015/9/8/chartex" xmlns:cx2="http://schemas.microsoft.com/office/drawing/2015/10/21/chartex" xmlns:cx3="http://schemas.microsoft.com/office/drawing/2016/5/9/chartex" xmlns:cx4="http://schemas.microsoft.com/office/drawing/2016/5/10/chartex" xmlns:cx5="http://schemas.microsoft.com/office/drawing/2016/5/11/chartex" xmlns:cx6="http://schemas.microsoft.com/office/drawing/2016/5/12/chartex" xmlns:cx7="http://schemas.microsoft.com/office/drawing/2016/5/13/chartex" xmlns:cx8="http://schemas.microsoft.com/office/drawing/2016/5/14/chartex" xmlns:mc="http://schemas.openxmlformats.org/markup-compatibility/2006" xmlns:aink="http://schemas.microsoft.com/office/drawing/2016/ink" xmlns:am3d="http://schemas.microsoft.com/office/drawing/2017/model3d" xmlns:o="urn:schemas-microsoft-com:office:office" xmlns:oel="http://schemas.microsoft.com/office/2019/extlst" xmlns:r="http://schemas.openxmlformats.org/officeDocument/2006/relationships" xmlns:m="http://schemas.openxmlformats.org/officeDocument/2006/math" xmlns:v="urn:schemas-microsoft-com:vml" xmlns:wp14="http://schemas.microsoft.com/office/word/2010/wordprocessingDrawing" xmlns:wp="http://schemas.openxmlformats.org/drawingml/2006/wordprocessingDrawing" xmlns:w10="urn:schemas-microsoft-com:office:word" xmlns:w="http://schemas.openxmlformats.org/wordprocessingml/2006/main" xmlns:w14="http://schemas.microsoft.com/office/word/2010/wordml" xmlns:w15="http://schemas.microsoft.com/office/word/2012/wordml" xmlns:w16cex="http://schemas.microsoft.com/office/word/2018/wordml/cex" xmlns:w16cid="http://schemas.microsoft.com/office/word/2016/wordml/cid" xmlns:w16="http://schemas.microsoft.com/office/word/2018/wordml" xmlns:w16du="http://schemas.microsoft.com/office/word/2023/wordml/word16du" xmlns:w16sdtdh="http://schemas.microsoft.com/office/word/2020/wordml/sdtdatahash" xmlns:w16sdtfl="http://schemas.microsoft.com/office/word/2024/wordml/sdtformatlock" xmlns:w16se="http://schemas.microsoft.com/office/word/2015/wordml/symex" xmlns:wpg="http://schemas.microsoft.com/office/word/2010/wordprocessingGroup" xmlns:wpi="http://schemas.microsoft.com/office/word/2010/wordprocessingInk" xmlns:wne="http://schemas.microsoft.com/office/word/2006/wordml" xmlns:wps="http://schemas.microsoft.com/office/word/2010/wordprocessingShape" mc:Ignorable="w14 w15 w16se w16cid w16 w16cex w16sdtdh w16sdtfl w16du wp14">
   <w:p>
     <w:pPr>
       <w:pStyle w:val="Header"/>
@@ -702,7 +743,7 @@
 </file>
 
 <file path=word/header2.xml><?xml version="1.0" encoding="utf-8"?>
-<w:hdr xmlns:wpc="http://schemas.microsoft.com/office/word/2010/wordprocessingCanvas" xmlns:cx="http://schemas.microsoft.com/office/drawing/2014/chartex" xmlns:cx1="http://schemas.microsoft.com/office/drawing/2015/9/8/chartex" xmlns:cx2="http://schemas.microsoft.com/office/drawing/2015/10/21/chartex" xmlns:cx3="http://schemas.microsoft.com/office/drawing/2016/5/9/chartex" xmlns:cx4="http://schemas.microsoft.com/office/drawing/2016/5/10/chartex" xmlns:cx5="http://schemas.microsoft.com/office/drawing/2016/5/11/chartex" xmlns:cx6="http://schemas.microsoft.com/office/drawing/2016/5/12/chartex" xmlns:cx7="http://schemas.microsoft.com/office/drawing/2016/5/13/chartex" xmlns:cx8="http://schemas.microsoft.com/office/drawing/2016/5/14/chartex" xmlns:mc="http://schemas.openxmlformats.org/markup-compatibility/2006" xmlns:aink="http://schemas.microsoft.com/office/drawing/2016/ink" xmlns:am3d="http://schemas.microsoft.com/office/drawing/2017/model3d" xmlns:o="urn:schemas-microsoft-com:office:office" xmlns:oel="http://schemas.microsoft.com/office/2019/extlst" xmlns:r="http://schemas.openxmlformats.org/officeDocument/2006/relationships" xmlns:m="http://schemas.openxmlformats.org/officeDocument/2006/math" xmlns:v="urn:schemas-microsoft-com:vml" xmlns:wp14="http://schemas.microsoft.com/office/word/2010/wordprocessingDrawing" xmlns:wp="http://schemas.openxmlformats.org/drawingml/2006/wordprocessingDrawing" xmlns:w10="urn:schemas-microsoft-com:office:word" xmlns:w="http://schemas.openxmlformats.org/wordprocessingml/2006/main" xmlns:w14="http://schemas.microsoft.com/office/word/2010/wordml" xmlns:w15="http://schemas.microsoft.com/office/word/2012/wordml" xmlns:w16cex="http://schemas.microsoft.com/office/word/2018/wordml/cex" xmlns:w16cid="http://schemas.microsoft.com/office/word/2016/wordml/cid" xmlns:w16="http://schemas.microsoft.com/office/word/2018/wordml" xmlns:w16sdtdh="http://schemas.microsoft.com/office/word/2020/wordml/sdtdatahash" xmlns:w16se="http://schemas.microsoft.com/office/word/2015/wordml/symex" xmlns:wpg="http://schemas.microsoft.com/office/word/2010/wordprocessingGroup" xmlns:wpi="http://schemas.microsoft.com/office/word/2010/wordprocessingInk" xmlns:wne="http://schemas.microsoft.com/office/word/2006/wordml" xmlns:wps="http://schemas.microsoft.com/office/word/2010/wordprocessingShape" mc:Ignorable="w14 w15 w16se w16cid w16 w16cex w16sdtdh wp14">
+<w:hdr xmlns:wpc="http://schemas.microsoft.com/office/word/2010/wordprocessingCanvas" xmlns:cx="http://schemas.microsoft.com/office/drawing/2014/chartex" xmlns:cx1="http://schemas.microsoft.com/office/drawing/2015/9/8/chartex" xmlns:cx2="http://schemas.microsoft.com/office/drawing/2015/10/21/chartex" xmlns:cx3="http://schemas.microsoft.com/office/drawing/2016/5/9/chartex" xmlns:cx4="http://schemas.microsoft.com/office/drawing/2016/5/10/chartex" xmlns:cx5="http://schemas.microsoft.com/office/drawing/2016/5/11/chartex" xmlns:cx6="http://schemas.microsoft.com/office/drawing/2016/5/12/chartex" xmlns:cx7="http://schemas.microsoft.com/office/drawing/2016/5/13/chartex" xmlns:cx8="http://schemas.microsoft.com/office/drawing/2016/5/14/chartex" xmlns:mc="http://schemas.openxmlformats.org/markup-compatibility/2006" xmlns:aink="http://schemas.microsoft.com/office/drawing/2016/ink" xmlns:am3d="http://schemas.microsoft.com/office/drawing/2017/model3d" xmlns:o="urn:schemas-microsoft-com:office:office" xmlns:oel="http://schemas.microsoft.com/office/2019/extlst" xmlns:r="http://schemas.openxmlformats.org/officeDocument/2006/relationships" xmlns:m="http://schemas.openxmlformats.org/officeDocument/2006/math" xmlns:v="urn:schemas-microsoft-com:vml" xmlns:wp14="http://schemas.microsoft.com/office/word/2010/wordprocessingDrawing" xmlns:wp="http://schemas.openxmlformats.org/drawingml/2006/wordprocessingDrawing" xmlns:w10="urn:schemas-microsoft-com:office:word" xmlns:w="http://schemas.openxmlformats.org/wordprocessingml/2006/main" xmlns:w14="http://schemas.microsoft.com/office/word/2010/wordml" xmlns:w15="http://schemas.microsoft.com/office/word/2012/wordml" xmlns:w16cex="http://schemas.microsoft.com/office/word/2018/wordml/cex" xmlns:w16cid="http://schemas.microsoft.com/office/word/2016/wordml/cid" xmlns:w16="http://schemas.microsoft.com/office/word/2018/wordml" xmlns:w16du="http://schemas.microsoft.com/office/word/2023/wordml/word16du" xmlns:w16sdtdh="http://schemas.microsoft.com/office/word/2020/wordml/sdtdatahash" xmlns:w16sdtfl="http://schemas.microsoft.com/office/word/2024/wordml/sdtformatlock" xmlns:w16se="http://schemas.microsoft.com/office/word/2015/wordml/symex" xmlns:wpg="http://schemas.microsoft.com/office/word/2010/wordprocessingGroup" xmlns:wpi="http://schemas.microsoft.com/office/word/2010/wordprocessingInk" xmlns:wne="http://schemas.microsoft.com/office/word/2006/wordml" xmlns:wps="http://schemas.microsoft.com/office/word/2010/wordprocessingShape" mc:Ignorable="w14 w15 w16se w16cid w16 w16cex w16sdtdh w16sdtfl w16du wp14">
   <w:p>
     <w:pPr>
       <w:pStyle w:val="Header"/>
@@ -713,7 +754,7 @@
 </file>
 
 <file path=word/header3.xml><?xml version="1.0" encoding="utf-8"?>
-<w:hdr xmlns:wpc="http://schemas.microsoft.com/office/word/2010/wordprocessingCanvas" xmlns:cx="http://schemas.microsoft.com/office/drawing/2014/chartex" xmlns:cx1="http://schemas.microsoft.com/office/drawing/2015/9/8/chartex" xmlns:cx2="http://schemas.microsoft.com/office/drawing/2015/10/21/chartex" xmlns:cx3="http://schemas.microsoft.com/office/drawing/2016/5/9/chartex" xmlns:cx4="http://schemas.microsoft.com/office/drawing/2016/5/10/chartex" xmlns:cx5="http://schemas.microsoft.com/office/drawing/2016/5/11/chartex" xmlns:cx6="http://schemas.microsoft.com/office/drawing/2016/5/12/chartex" xmlns:cx7="http://schemas.microsoft.com/office/drawing/2016/5/13/chartex" xmlns:cx8="http://schemas.microsoft.com/office/drawing/2016/5/14/chartex" xmlns:mc="http://schemas.openxmlformats.org/markup-compatibility/2006" xmlns:aink="http://schemas.microsoft.com/office/drawing/2016/ink" xmlns:am3d="http://schemas.microsoft.com/office/drawing/2017/model3d" xmlns:o="urn:schemas-microsoft-com:office:office" xmlns:oel="http://schemas.microsoft.com/office/2019/extlst" xmlns:r="http://schemas.openxmlformats.org/officeDocument/2006/relationships" xmlns:m="http://schemas.openxmlformats.org/officeDocument/2006/math" xmlns:v="urn:schemas-microsoft-com:vml" xmlns:wp14="http://schemas.microsoft.com/office/word/2010/wordprocessingDrawing" xmlns:wp="http://schemas.openxmlformats.org/drawingml/2006/wordprocessingDrawing" xmlns:w10="urn:schemas-microsoft-com:office:word" xmlns:w="http://schemas.openxmlformats.org/wordprocessingml/2006/main" xmlns:w14="http://schemas.microsoft.com/office/word/2010/wordml" xmlns:w15="http://schemas.microsoft.com/office/word/2012/wordml" xmlns:w16cex="http://schemas.microsoft.com/office/word/2018/wordml/cex" xmlns:w16cid="http://schemas.microsoft.com/office/word/2016/wordml/cid" xmlns:w16="http://schemas.microsoft.com/office/word/2018/wordml" xmlns:w16sdtdh="http://schemas.microsoft.com/office/word/2020/wordml/sdtdatahash" xmlns:w16se="http://schemas.microsoft.com/office/word/2015/wordml/symex" xmlns:wpg="http://schemas.microsoft.com/office/word/2010/wordprocessingGroup" xmlns:wpi="http://schemas.microsoft.com/office/word/2010/wordprocessingInk" xmlns:wne="http://schemas.microsoft.com/office/word/2006/wordml" xmlns:wps="http://schemas.microsoft.com/office/word/2010/wordprocessingShape" mc:Ignorable="w14 w15 w16se w16cid w16 w16cex w16sdtdh wp14">
+<w:hdr xmlns:wpc="http://schemas.microsoft.com/office/word/2010/wordprocessingCanvas" xmlns:cx="http://schemas.microsoft.com/office/drawing/2014/chartex" xmlns:cx1="http://schemas.microsoft.com/office/drawing/2015/9/8/chartex" xmlns:cx2="http://schemas.microsoft.com/office/drawing/2015/10/21/chartex" xmlns:cx3="http://schemas.microsoft.com/office/drawing/2016/5/9/chartex" xmlns:cx4="http://schemas.microsoft.com/office/drawing/2016/5/10/chartex" xmlns:cx5="http://schemas.microsoft.com/office/drawing/2016/5/11/chartex" xmlns:cx6="http://schemas.microsoft.com/office/drawing/2016/5/12/chartex" xmlns:cx7="http://schemas.microsoft.com/office/drawing/2016/5/13/chartex" xmlns:cx8="http://schemas.microsoft.com/office/drawing/2016/5/14/chartex" xmlns:mc="http://schemas.openxmlformats.org/markup-compatibility/2006" xmlns:aink="http://schemas.microsoft.com/office/drawing/2016/ink" xmlns:am3d="http://schemas.microsoft.com/office/drawing/2017/model3d" xmlns:o="urn:schemas-microsoft-com:office:office" xmlns:oel="http://schemas.microsoft.com/office/2019/extlst" xmlns:r="http://schemas.openxmlformats.org/officeDocument/2006/relationships" xmlns:m="http://schemas.openxmlformats.org/officeDocument/2006/math" xmlns:v="urn:schemas-microsoft-com:vml" xmlns:wp14="http://schemas.microsoft.com/office/word/2010/wordprocessingDrawing" xmlns:wp="http://schemas.openxmlformats.org/drawingml/2006/wordprocessingDrawing" xmlns:w10="urn:schemas-microsoft-com:office:word" xmlns:w="http://schemas.openxmlformats.org/wordprocessingml/2006/main" xmlns:w14="http://schemas.microsoft.com/office/word/2010/wordml" xmlns:w15="http://schemas.microsoft.com/office/word/2012/wordml" xmlns:w16cex="http://schemas.microsoft.com/office/word/2018/wordml/cex" xmlns:w16cid="http://schemas.microsoft.com/office/word/2016/wordml/cid" xmlns:w16="http://schemas.microsoft.com/office/word/2018/wordml" xmlns:w16du="http://schemas.microsoft.com/office/word/2023/wordml/word16du" xmlns:w16sdtdh="http://schemas.microsoft.com/office/word/2020/wordml/sdtdatahash" xmlns:w16sdtfl="http://schemas.microsoft.com/office/word/2024/wordml/sdtformatlock" xmlns:w16se="http://schemas.microsoft.com/office/word/2015/wordml/symex" xmlns:wpg="http://schemas.microsoft.com/office/word/2010/wordprocessingGroup" xmlns:wpi="http://schemas.microsoft.com/office/word/2010/wordprocessingInk" xmlns:wne="http://schemas.microsoft.com/office/word/2006/wordml" xmlns:wps="http://schemas.microsoft.com/office/word/2010/wordprocessingShape" mc:Ignorable="w14 w15 w16se w16cid w16 w16cex w16sdtdh w16sdtfl w16du wp14">
   <w:p>
     <w:pPr>
       <w:pStyle w:val="Header"/>
@@ -722,7 +763,7 @@
     <w:r>
       <w:tab/>
       <w:tab/>
-      <w:t>2026-06-17</w:t>
+      <w:t>2026-06-18</w:t>
       <w:br/>
       <w:br/>
     </w:r>
@@ -739,7 +780,7 @@
 </file>
 
 <file path=word/numbering.xml><?xml version="1.0" encoding="utf-8"?>
-<w:numbering xmlns:wpc="http://schemas.microsoft.com/office/word/2010/wordprocessingCanvas" xmlns:cx="http://schemas.microsoft.com/office/drawing/2014/chartex" xmlns:cx1="http://schemas.microsoft.com/office/drawing/2015/9/8/chartex" xmlns:cx2="http://schemas.microsoft.com/office/drawing/2015/10/21/chartex" xmlns:cx3="http://schemas.microsoft.com/office/drawing/2016/5/9/chartex" xmlns:cx4="http://schemas.microsoft.com/office/drawing/2016/5/10/chartex" xmlns:cx5="http://schemas.microsoft.com/office/drawing/2016/5/11/chartex" xmlns:cx6="http://schemas.microsoft.com/office/drawing/2016/5/12/chartex" xmlns:cx7="http://schemas.microsoft.com/office/drawing/2016/5/13/chartex" xmlns:cx8="http://schemas.microsoft.com/office/drawing/2016/5/14/chartex" xmlns:mc="http://schemas.openxmlformats.org/markup-compatibility/2006" xmlns:aink="http://schemas.microsoft.com/office/drawing/2016/ink" xmlns:am3d="http://schemas.microsoft.com/office/drawing/2017/model3d" xmlns:o="urn:schemas-microsoft-com:office:office" xmlns:oel="http://schemas.microsoft.com/office/2019/extlst" xmlns:r="http://schemas.openxmlformats.org/officeDocument/2006/relationships" xmlns:m="http://schemas.openxmlformats.org/officeDocument/2006/math" xmlns:v="urn:schemas-microsoft-com:vml" xmlns:wp14="http://schemas.microsoft.com/office/word/2010/wordprocessingDrawing" xmlns:wp="http://schemas.openxmlformats.org/drawingml/2006/wordprocessingDrawing" xmlns:w10="urn:schemas-microsoft-com:office:word" xmlns:w="http://schemas.openxmlformats.org/wordprocessingml/2006/main" xmlns:w14="http://schemas.microsoft.com/office/word/2010/wordml" xmlns:w15="http://schemas.microsoft.com/office/word/2012/wordml" xmlns:w16cex="http://schemas.microsoft.com/office/word/2018/wordml/cex" xmlns:w16cid="http://schemas.microsoft.com/office/word/2016/wordml/cid" xmlns:w16="http://schemas.microsoft.com/office/word/2018/wordml" xmlns:w16sdtdh="http://schemas.microsoft.com/office/word/2020/wordml/sdtdatahash" xmlns:w16se="http://schemas.microsoft.com/office/word/2015/wordml/symex" xmlns:wpg="http://schemas.microsoft.com/office/word/2010/wordprocessingGroup" xmlns:wpi="http://schemas.microsoft.com/office/word/2010/wordprocessingInk" xmlns:wne="http://schemas.microsoft.com/office/word/2006/wordml" xmlns:wps="http://schemas.microsoft.com/office/word/2010/wordprocessingShape" mc:Ignorable="w14 w15 w16se w16cid w16 w16cex w16sdtdh wp14">
+<w:numbering xmlns:wpc="http://schemas.microsoft.com/office/word/2010/wordprocessingCanvas" xmlns:cx="http://schemas.microsoft.com/office/drawing/2014/chartex" xmlns:cx1="http://schemas.microsoft.com/office/drawing/2015/9/8/chartex" xmlns:cx2="http://schemas.microsoft.com/office/drawing/2015/10/21/chartex" xmlns:cx3="http://schemas.microsoft.com/office/drawing/2016/5/9/chartex" xmlns:cx4="http://schemas.microsoft.com/office/drawing/2016/5/10/chartex" xmlns:cx5="http://schemas.microsoft.com/office/drawing/2016/5/11/chartex" xmlns:cx6="http://schemas.microsoft.com/office/drawing/2016/5/12/chartex" xmlns:cx7="http://schemas.microsoft.com/office/drawing/2016/5/13/chartex" xmlns:cx8="http://schemas.microsoft.com/office/drawing/2016/5/14/chartex" xmlns:mc="http://schemas.openxmlformats.org/markup-compatibility/2006" xmlns:aink="http://schemas.microsoft.com/office/drawing/2016/ink" xmlns:am3d="http://schemas.microsoft.com/office/drawing/2017/model3d" xmlns:o="urn:schemas-microsoft-com:office:office" xmlns:oel="http://schemas.microsoft.com/office/2019/extlst" xmlns:r="http://schemas.openxmlformats.org/officeDocument/2006/relationships" xmlns:m="http://schemas.openxmlformats.org/officeDocument/2006/math" xmlns:v="urn:schemas-microsoft-com:vml" xmlns:wp14="http://schemas.microsoft.com/office/word/2010/wordprocessingDrawing" xmlns:wp="http://schemas.openxmlformats.org/drawingml/2006/wordprocessingDrawing" xmlns:w10="urn:schemas-microsoft-com:office:word" xmlns:w="http://schemas.openxmlformats.org/wordprocessingml/2006/main" xmlns:w14="http://schemas.microsoft.com/office/word/2010/wordml" xmlns:w15="http://schemas.microsoft.com/office/word/2012/wordml" xmlns:w16cex="http://schemas.microsoft.com/office/word/2018/wordml/cex" xmlns:w16cid="http://schemas.microsoft.com/office/word/2016/wordml/cid" xmlns:w16="http://schemas.microsoft.com/office/word/2018/wordml" xmlns:w16du="http://schemas.microsoft.com/office/word/2023/wordml/word16du" xmlns:w16sdtdh="http://schemas.microsoft.com/office/word/2020/wordml/sdtdatahash" xmlns:w16sdtfl="http://schemas.microsoft.com/office/word/2024/wordml/sdtformatlock" xmlns:w16se="http://schemas.microsoft.com/office/word/2015/wordml/symex" xmlns:wpg="http://schemas.microsoft.com/office/word/2010/wordprocessingGroup" xmlns:wpi="http://schemas.microsoft.com/office/word/2010/wordprocessingInk" xmlns:wne="http://schemas.microsoft.com/office/word/2006/wordml" xmlns:wps="http://schemas.microsoft.com/office/word/2010/wordprocessingShape" mc:Ignorable="w14 w15 w16se w16cid w16 w16cex w16sdtdh w16sdtfl w16du wp14">
   <w:abstractNum w:abstractNumId="0" w15:restartNumberingAfterBreak="0">
     <w:nsid w:val="FFFFFF7C"/>
     <w:multiLevelType w:val="singleLevel"/>
@@ -942,7 +983,7 @@
 </file>
 
 <file path=word/styles.xml><?xml version="1.0" encoding="utf-8"?>
-<w:styles xmlns:mc="http://schemas.openxmlformats.org/markup-compatibility/2006" xmlns:r="http://schemas.openxmlformats.org/officeDocument/2006/relationships" xmlns:w="http://schemas.openxmlformats.org/wordprocessingml/2006/main" xmlns:w14="http://schemas.microsoft.com/office/word/2010/wordml" xmlns:w15="http://schemas.microsoft.com/office/word/2012/wordml" xmlns:w16cex="http://schemas.microsoft.com/office/word/2018/wordml/cex" xmlns:w16cid="http://schemas.microsoft.com/office/word/2016/wordml/cid" xmlns:w16="http://schemas.microsoft.com/office/word/2018/wordml" xmlns:w16sdtdh="http://schemas.microsoft.com/office/word/2020/wordml/sdtdatahash" xmlns:w16se="http://schemas.microsoft.com/office/word/2015/wordml/symex" mc:Ignorable="w14 w15 w16se w16cid w16 w16cex w16sdtdh">
+<w:styles xmlns:mc="http://schemas.openxmlformats.org/markup-compatibility/2006" xmlns:r="http://schemas.openxmlformats.org/officeDocument/2006/relationships" xmlns:w="http://schemas.openxmlformats.org/wordprocessingml/2006/main" xmlns:w14="http://schemas.microsoft.com/office/word/2010/wordml" xmlns:w15="http://schemas.microsoft.com/office/word/2012/wordml" xmlns:w16cex="http://schemas.microsoft.com/office/word/2018/wordml/cex" xmlns:w16cid="http://schemas.microsoft.com/office/word/2016/wordml/cid" xmlns:w16="http://schemas.microsoft.com/office/word/2018/wordml" xmlns:w16du="http://schemas.microsoft.com/office/word/2023/wordml/word16du" xmlns:w16sdtdh="http://schemas.microsoft.com/office/word/2020/wordml/sdtdatahash" xmlns:w16sdtfl="http://schemas.microsoft.com/office/word/2024/wordml/sdtformatlock" xmlns:w16se="http://schemas.microsoft.com/office/word/2015/wordml/symex" mc:Ignorable="w14 w15 w16se w16cid w16 w16cex w16sdtdh w16sdtfl w16du">
   <w:docDefaults>
     <w:rPrDefault>
       <w:rPr>
@@ -1700,7 +1741,7 @@
     <w:link w:val="TitleChar"/>
     <w:uiPriority w:val="10"/>
     <w:qFormat/>
-    <w:rsid w:val="007106C8"/>
+    <w:rsid w:val="00E854FA"/>
     <w:pPr>
       <w:spacing w:after="300" w:line="240" w:lineRule="auto"/>
       <w:contextualSpacing/>
@@ -1710,7 +1751,7 @@
       <w:rFonts w:eastAsiaTheme="majorEastAsia" w:cstheme="majorBidi"/>
       <w:spacing w:val="5"/>
       <w:kern w:val="28"/>
-      <w:sz w:val="52"/>
+      <w:sz w:val="40"/>
       <w:szCs w:val="52"/>
       <w:lang w:val="sv-SE" w:eastAsia="en-US" w:bidi="ar-SA"/>
     </w:rPr>
@@ -1720,12 +1761,12 @@
     <w:basedOn w:val="DefaultParagraphFont"/>
     <w:link w:val="Title"/>
     <w:uiPriority w:val="10"/>
-    <w:rsid w:val="007106C8"/>
+    <w:rsid w:val="00E854FA"/>
     <w:rPr>
       <w:rFonts w:ascii="Times New Roman" w:eastAsiaTheme="majorEastAsia" w:hAnsi="Times New Roman" w:cstheme="majorBidi"/>
       <w:spacing w:val="5"/>
       <w:kern w:val="28"/>
-      <w:sz w:val="52"/>
+      <w:sz w:val="40"/>
       <w:szCs w:val="52"/>
       <w:lang w:val="sv-SE" w:eastAsia="en-US" w:bidi="ar-SA"/>
     </w:rPr>

--- a/klagomål/A 64002-2025 FSC-klagomål.docx
+++ b/klagomål/A 64002-2025 FSC-klagomål.docx
@@ -763,7 +763,7 @@
     <w:r>
       <w:tab/>
       <w:tab/>
-      <w:t>2026-06-18</w:t>
+      <w:t>2026-06-19</w:t>
       <w:br/>
       <w:br/>
     </w:r>

--- a/klagomål/A 64002-2025 FSC-klagomål.docx
+++ b/klagomål/A 64002-2025 FSC-klagomål.docx
@@ -763,7 +763,7 @@
     <w:r>
       <w:tab/>
       <w:tab/>
-      <w:t>2026-06-19</w:t>
+      <w:t>2026-06-20</w:t>
       <w:br/>
       <w:br/>
     </w:r>

--- a/klagomål/A 64002-2025 FSC-klagomål.docx
+++ b/klagomål/A 64002-2025 FSC-klagomål.docx
@@ -168,38 +168,7 @@
     </w:p>
     <w:p>
       <w:r>
-        <w:t>Detta dokument behandlar höga naturvärden i avverkningsanmälan A 64002-2025 i Tierps kommun som inkom 2025-12-30 och omfattar 6,2 ha.</w:t>
-      </w:r>
-    </w:p>
-    <w:p>
-      <w:r>
-        <w:t>Nedan presenteras fynd av naturvårdsarter och fridlysta arter som gjorts i det avverkningsanmälda området, samt relevanta utdrag ur standarderna för FSC, Chain of Custody, Controlled Wood och PEFC.</w:t>
-      </w:r>
-    </w:p>
-    <w:p>
-      <w:r>
-        <w:t>Vi förväntar oss att ni återkommer med ett skriftligt svar på vårt klagomål och även beskriver vilka korrigerande åtgärder ni satt in för att rätta till identifierade brister i er efterlevnad av den svenska FSC standarden.</w:t>
-      </w:r>
-    </w:p>
-    <w:p>
-      <w:pPr>
-        <w:pStyle w:val="Heading1"/>
-      </w:pPr>
-      <w:r>
-        <w:t>Naturvårdsarter</w:t>
-      </w:r>
-    </w:p>
-    <w:p>
-      <w:r>
-        <w:t>I och inom 18 meter från avverkningsanmälan har följande 7 naturvårdsarter hittats: gullpudra (NT, T), loppstarr (NT), axag (S), nästrot (S, §8), svart trolldruva (S, T), tibast (S, T) och nattviol (§8). Av dessa är 2 rödlistade. För rödlistade arter har rödlistekategorin angivits inom parentes. Arter som är signalarter enligt Skogsstyrelsen har markerats med (S). Typiska arter inom Natura 2000 som är kopplade till skogsekosystem har markerats med (T). För fridlysta arter anges även paragrafen i Artskyddsförordningen som arten är fridlyst enligt.</w:t>
-      </w:r>
-    </w:p>
-    <w:p>
-      <w:r>
-        <w:t>De påträffade naturvårdsarterna är ett tydligt kvitto på att det rör sig om en skog med höga naturvärden.</w:t>
-      </w:r>
-      <w:r>
-        <w:t xml:space="preserve"> I Figur 1 visas fyndplatser för naturvårdsarter i området, som finns registrerade på Artportalen.</w:t>
+        <w:t>Detta klagomål behandlar höga naturvärden i avverkningsanmälan A 64002-2025 i Tierps kommun som inkom 2025-12-30 och omfattar 6,2 ha.</w:t>
       </w:r>
     </w:p>
     <w:p>
@@ -247,28 +216,35 @@
         <w:spacing w:after="240"/>
       </w:pPr>
       <w:r>
-        <w:t>Figur 1. Fyndplatser för naturvårdsarter i och inom 18 meter från avverkningsanmälan (röd linje). Markörer utan svart kant är placerade på fyndplatsen. Markörer med svart kant är placerade vid sidan av fyndplatsen och har ett svart streck som visar fyndplatsens exakta position. Kartans mittpunktskoordinat är N 6693585, E 663816 i SWEREF 99 TM.</w:t>
+        <w:t>Figur 1. Fyndplatser för naturvårdsarter i och inom 18 meter från avverkningsanmälan. Markörer utan svart kant är placerade på fyndplatsen. Markörer med svart kant är placerade vid sidan av fyndplatsen har ett svart streck som visar fyndplatsens exakta position. Kartans mittpunktskoordinat är N 6693585, E 663816 i SWEREF 99 TM.</w:t>
+      </w:r>
+    </w:p>
+    <w:p>
+      <w:r>
+        <w:t>I och inom 18 meter från avverkningsanmälan finns fynd av 7 naturvårdsarter, varav 2 är rödlistade, 2 är fridlysta, 3 är typiska (T) och 4 är signalarter (S): gullpudra (NT, T), loppstarr (NT), axag (S), nästrot (S, §8), svart trolldruva (S, T), tibast (S, T) och nattviol (§8). Se Figur 1.</w:t>
+      </w:r>
+    </w:p>
+    <w:p>
+      <w:r>
+        <w:t>Nedan presenteras relevanta utdrag ur standarderna för FSC, Chain of Custody, Controlled Wood och PEFC.</w:t>
+      </w:r>
+    </w:p>
+    <w:p>
+      <w:r>
+        <w:t>Vi förväntar oss att ni återkommer med ett skriftligt svar på vårt klagomål och även beskriver vilka korrigerande åtgärder ni satt in för att rätta till identifierade brister i er efterlevnad av den svenska FSC standarden.</w:t>
       </w:r>
     </w:p>
     <w:p>
       <w:pPr>
-        <w:pStyle w:val="Heading2"/>
+        <w:pStyle w:val="Heading1"/>
       </w:pPr>
       <w:r>
-        <w:t>Fridlysta arter</w:t>
+        <w:t>Naturvårdsarter och fridlysta arter</w:t>
       </w:r>
     </w:p>
     <w:p>
       <w:r>
-        <w:t>Följande fridlysta arter har sina livsmiljöer och växtplatser i den avverkningsanmälda skogen: nästrot (S, §8) och nattviol (§8).</w:t>
-      </w:r>
-    </w:p>
-    <w:p>
-      <w:pPr>
-        <w:pStyle w:val="Heading2"/>
-      </w:pPr>
-      <w:r>
-        <w:t>Övriga naturvårdsarter</w:t>
+        <w:t>Nedan följer beskrivningar av de naturvårdsarter och fridlysta arter som har sina livsmiljöer och växtplatser i den avverkningsanmälda skogen. De påträffade naturvårdsarterna är ett tydligt kvitto på att det rör sig om en skog med höga naturvärden.</w:t>
       </w:r>
     </w:p>
     <w:p>
@@ -763,7 +739,7 @@
     <w:r>
       <w:tab/>
       <w:tab/>
-      <w:t>2026-06-20</w:t>
+      <w:t>2026-06-21</w:t>
       <w:br/>
       <w:br/>
     </w:r>

--- a/klagomål/A 64002-2025 FSC-klagomål.docx
+++ b/klagomål/A 64002-2025 FSC-klagomål.docx
@@ -739,7 +739,7 @@
     <w:r>
       <w:tab/>
       <w:tab/>
-      <w:t>2026-06-21</w:t>
+      <w:t>2026-06-22</w:t>
       <w:br/>
       <w:br/>
     </w:r>

--- a/klagomål/A 64002-2025 FSC-klagomål.docx
+++ b/klagomål/A 64002-2025 FSC-klagomål.docx
@@ -739,7 +739,7 @@
     <w:r>
       <w:tab/>
       <w:tab/>
-      <w:t>2026-06-22</w:t>
+      <w:t>2026-06-23</w:t>
       <w:br/>
       <w:br/>
     </w:r>

--- a/klagomål/A 64002-2025 FSC-klagomål.docx
+++ b/klagomål/A 64002-2025 FSC-klagomål.docx
@@ -739,7 +739,7 @@
     <w:r>
       <w:tab/>
       <w:tab/>
-      <w:t>2026-06-23</w:t>
+      <w:t>2026-06-24</w:t>
       <w:br/>
       <w:br/>
     </w:r>

--- a/klagomål/A 64002-2025 FSC-klagomål.docx
+++ b/klagomål/A 64002-2025 FSC-klagomål.docx
@@ -739,7 +739,7 @@
     <w:r>
       <w:tab/>
       <w:tab/>
-      <w:t>2026-06-24</w:t>
+      <w:t>2026-06-25</w:t>
       <w:br/>
       <w:br/>
     </w:r>

--- a/klagomål/A 64002-2025 FSC-klagomål.docx
+++ b/klagomål/A 64002-2025 FSC-klagomål.docx
@@ -739,7 +739,7 @@
     <w:r>
       <w:tab/>
       <w:tab/>
-      <w:t>2026-06-25</w:t>
+      <w:t>2026-06-26</w:t>
       <w:br/>
       <w:br/>
     </w:r>

--- a/klagomål/A 64002-2025 FSC-klagomål.docx
+++ b/klagomål/A 64002-2025 FSC-klagomål.docx
@@ -739,7 +739,7 @@
     <w:r>
       <w:tab/>
       <w:tab/>
-      <w:t>2026-06-26</w:t>
+      <w:t>2026-06-27</w:t>
       <w:br/>
       <w:br/>
     </w:r>

--- a/klagomål/A 64002-2025 FSC-klagomål.docx
+++ b/klagomål/A 64002-2025 FSC-klagomål.docx
@@ -739,7 +739,7 @@
     <w:r>
       <w:tab/>
       <w:tab/>
-      <w:t>2026-06-27</w:t>
+      <w:t>2026-06-28</w:t>
       <w:br/>
       <w:br/>
     </w:r>

--- a/klagomål/A 64002-2025 FSC-klagomål.docx
+++ b/klagomål/A 64002-2025 FSC-klagomål.docx
@@ -739,7 +739,7 @@
     <w:r>
       <w:tab/>
       <w:tab/>
-      <w:t>2026-06-28</w:t>
+      <w:t>2026-06-29</w:t>
       <w:br/>
       <w:br/>
     </w:r>

--- a/klagomål/A 64002-2025 FSC-klagomål.docx
+++ b/klagomål/A 64002-2025 FSC-klagomål.docx
@@ -739,7 +739,7 @@
     <w:r>
       <w:tab/>
       <w:tab/>
-      <w:t>2026-06-29</w:t>
+      <w:t>2026-06-30</w:t>
       <w:br/>
       <w:br/>
     </w:r>

--- a/klagomål/A 64002-2025 FSC-klagomål.docx
+++ b/klagomål/A 64002-2025 FSC-klagomål.docx
@@ -739,7 +739,7 @@
     <w:r>
       <w:tab/>
       <w:tab/>
-      <w:t>2026-06-30</w:t>
+      <w:t>2026-07-01</w:t>
       <w:br/>
       <w:br/>
     </w:r>

--- a/klagomål/A 64002-2025 FSC-klagomål.docx
+++ b/klagomål/A 64002-2025 FSC-klagomål.docx
@@ -739,7 +739,7 @@
     <w:r>
       <w:tab/>
       <w:tab/>
-      <w:t>2026-07-01</w:t>
+      <w:t>2026-07-02</w:t>
       <w:br/>
       <w:br/>
     </w:r>

--- a/klagomål/A 64002-2025 FSC-klagomål.docx
+++ b/klagomål/A 64002-2025 FSC-klagomål.docx
@@ -739,7 +739,7 @@
     <w:r>
       <w:tab/>
       <w:tab/>
-      <w:t>2026-07-13</w:t>
+      <w:t>2026-07-14</w:t>
       <w:br/>
       <w:br/>
     </w:r>

--- a/klagomål/A 64002-2025 FSC-klagomål.docx
+++ b/klagomål/A 64002-2025 FSC-klagomål.docx
@@ -739,7 +739,7 @@
     <w:r>
       <w:tab/>
       <w:tab/>
-      <w:t>2026-07-14</w:t>
+      <w:t>2026-07-15</w:t>
       <w:br/>
       <w:br/>
     </w:r>

--- a/klagomål/A 64002-2025 FSC-klagomål.docx
+++ b/klagomål/A 64002-2025 FSC-klagomål.docx
@@ -739,7 +739,7 @@
     <w:r>
       <w:tab/>
       <w:tab/>
-      <w:t>2026-07-15</w:t>
+      <w:t>2026-07-16</w:t>
       <w:br/>
       <w:br/>
     </w:r>

--- a/klagomål/A 64002-2025 FSC-klagomål.docx
+++ b/klagomål/A 64002-2025 FSC-klagomål.docx
@@ -739,7 +739,7 @@
     <w:r>
       <w:tab/>
       <w:tab/>
-      <w:t>2026-07-16</w:t>
+      <w:t>2026-07-17</w:t>
       <w:br/>
       <w:br/>
     </w:r>

--- a/klagomål/A 64002-2025 FSC-klagomål.docx
+++ b/klagomål/A 64002-2025 FSC-klagomål.docx
@@ -739,7 +739,7 @@
     <w:r>
       <w:tab/>
       <w:tab/>
-      <w:t>2026-07-17</w:t>
+      <w:t>2026-07-18</w:t>
       <w:br/>
       <w:br/>
     </w:r>

--- a/klagomål/A 64002-2025 FSC-klagomål.docx
+++ b/klagomål/A 64002-2025 FSC-klagomål.docx
@@ -739,7 +739,7 @@
     <w:r>
       <w:tab/>
       <w:tab/>
-      <w:t>2026-07-18</w:t>
+      <w:t>2026-07-19</w:t>
       <w:br/>
       <w:br/>
     </w:r>

--- a/klagomål/A 64002-2025 FSC-klagomål.docx
+++ b/klagomål/A 64002-2025 FSC-klagomål.docx
@@ -739,7 +739,7 @@
     <w:r>
       <w:tab/>
       <w:tab/>
-      <w:t>2026-07-19</w:t>
+      <w:t>2026-07-20</w:t>
       <w:br/>
       <w:br/>
     </w:r>

--- a/klagomål/A 64002-2025 FSC-klagomål.docx
+++ b/klagomål/A 64002-2025 FSC-klagomål.docx
@@ -739,7 +739,7 @@
     <w:r>
       <w:tab/>
       <w:tab/>
-      <w:t>2026-07-20</w:t>
+      <w:t>2026-07-21</w:t>
       <w:br/>
       <w:br/>
     </w:r>

--- a/klagomål/A 64002-2025 FSC-klagomål.docx
+++ b/klagomål/A 64002-2025 FSC-klagomål.docx
@@ -739,7 +739,7 @@
     <w:r>
       <w:tab/>
       <w:tab/>
-      <w:t>2026-07-21</w:t>
+      <w:t>2026-07-22</w:t>
       <w:br/>
       <w:br/>
     </w:r>

--- a/klagomål/A 64002-2025 FSC-klagomål.docx
+++ b/klagomål/A 64002-2025 FSC-klagomål.docx
@@ -739,7 +739,7 @@
     <w:r>
       <w:tab/>
       <w:tab/>
-      <w:t>2026-07-22</w:t>
+      <w:t>2026-07-23</w:t>
       <w:br/>
       <w:br/>
     </w:r>

--- a/klagomål/A 64002-2025 FSC-klagomål.docx
+++ b/klagomål/A 64002-2025 FSC-klagomål.docx
@@ -739,7 +739,7 @@
     <w:r>
       <w:tab/>
       <w:tab/>
-      <w:t>2026-07-23</w:t>
+      <w:t>2026-07-24</w:t>
       <w:br/>
       <w:br/>
     </w:r>

--- a/klagomål/A 64002-2025 FSC-klagomål.docx
+++ b/klagomål/A 64002-2025 FSC-klagomål.docx
@@ -739,7 +739,7 @@
     <w:r>
       <w:tab/>
       <w:tab/>
-      <w:t>2026-07-24</w:t>
+      <w:t>2026-07-25</w:t>
       <w:br/>
       <w:br/>
     </w:r>

--- a/klagomål/A 64002-2025 FSC-klagomål.docx
+++ b/klagomål/A 64002-2025 FSC-klagomål.docx
@@ -739,7 +739,7 @@
     <w:r>
       <w:tab/>
       <w:tab/>
-      <w:t>2026-07-25</w:t>
+      <w:t>2026-07-26</w:t>
       <w:br/>
       <w:br/>
     </w:r>

--- a/klagomål/A 64002-2025 FSC-klagomål.docx
+++ b/klagomål/A 64002-2025 FSC-klagomål.docx
@@ -739,7 +739,7 @@
     <w:r>
       <w:tab/>
       <w:tab/>
-      <w:t>2026-07-26</w:t>
+      <w:t>2026-07-27</w:t>
       <w:br/>
       <w:br/>
     </w:r>

--- a/klagomål/A 64002-2025 FSC-klagomål.docx
+++ b/klagomål/A 64002-2025 FSC-klagomål.docx
@@ -739,7 +739,7 @@
     <w:r>
       <w:tab/>
       <w:tab/>
-      <w:t>2026-07-27</w:t>
+      <w:t>2026-07-28</w:t>
       <w:br/>
       <w:br/>
     </w:r>

--- a/klagomål/A 64002-2025 FSC-klagomål.docx
+++ b/klagomål/A 64002-2025 FSC-klagomål.docx
@@ -739,7 +739,7 @@
     <w:r>
       <w:tab/>
       <w:tab/>
-      <w:t>2026-07-28</w:t>
+      <w:t>2026-07-29</w:t>
       <w:br/>
       <w:br/>
     </w:r>

--- a/klagomål/A 64002-2025 FSC-klagomål.docx
+++ b/klagomål/A 64002-2025 FSC-klagomål.docx
@@ -739,7 +739,7 @@
     <w:r>
       <w:tab/>
       <w:tab/>
-      <w:t>2026-07-29</w:t>
+      <w:t>2026-07-30</w:t>
       <w:br/>
       <w:br/>
     </w:r>

--- a/klagomål/A 64002-2025 FSC-klagomål.docx
+++ b/klagomål/A 64002-2025 FSC-klagomål.docx
@@ -739,7 +739,7 @@
     <w:r>
       <w:tab/>
       <w:tab/>
-      <w:t>2026-07-30</w:t>
+      <w:t>2026-07-31</w:t>
       <w:br/>
       <w:br/>
     </w:r>

--- a/klagomål/A 64002-2025 FSC-klagomål.docx
+++ b/klagomål/A 64002-2025 FSC-klagomål.docx
@@ -739,7 +739,7 @@
     <w:r>
       <w:tab/>
       <w:tab/>
-      <w:t>2026-07-31</w:t>
+      <w:t>2026-08-01</w:t>
       <w:br/>
       <w:br/>
     </w:r>

--- a/klagomål/A 64002-2025 FSC-klagomål.docx
+++ b/klagomål/A 64002-2025 FSC-klagomål.docx
@@ -739,7 +739,7 @@
     <w:r>
       <w:tab/>
       <w:tab/>
-      <w:t>2026-08-01</w:t>
+      <w:t>2026-08-02</w:t>
       <w:br/>
       <w:br/>
     </w:r>

--- a/klagomål/A 64002-2025 FSC-klagomål.docx
+++ b/klagomål/A 64002-2025 FSC-klagomål.docx
@@ -739,7 +739,7 @@
     <w:r>
       <w:tab/>
       <w:tab/>
-      <w:t>2026-08-02</w:t>
+      <w:t>2026-08-03</w:t>
       <w:br/>
       <w:br/>
     </w:r>

--- a/klagomål/A 64002-2025 FSC-klagomål.docx
+++ b/klagomål/A 64002-2025 FSC-klagomål.docx
@@ -739,7 +739,7 @@
     <w:r>
       <w:tab/>
       <w:tab/>
-      <w:t>2026-08-03</w:t>
+      <w:t>2026-08-05</w:t>
       <w:br/>
       <w:br/>
     </w:r>

--- a/klagomål/A 64002-2025 FSC-klagomål.docx
+++ b/klagomål/A 64002-2025 FSC-klagomål.docx
@@ -739,7 +739,7 @@
     <w:r>
       <w:tab/>
       <w:tab/>
-      <w:t>2026-08-05</w:t>
+      <w:t>2026-08-07</w:t>
       <w:br/>
       <w:br/>
     </w:r>

--- a/klagomål/A 64002-2025 FSC-klagomål.docx
+++ b/klagomål/A 64002-2025 FSC-klagomål.docx
@@ -739,7 +739,7 @@
     <w:r>
       <w:tab/>
       <w:tab/>
-      <w:t>2026-08-07</w:t>
+      <w:t>2026-08-08</w:t>
       <w:br/>
       <w:br/>
     </w:r>

--- a/klagomål/A 64002-2025 FSC-klagomål.docx
+++ b/klagomål/A 64002-2025 FSC-klagomål.docx
@@ -216,7 +216,7 @@
         <w:spacing w:after="240"/>
       </w:pPr>
       <w:r>
-        <w:t>Figur 1. Fyndplatser för naturvårdsarter i och inom 18 meter från avverkningsanmälan. Markörer utan svart kant är placerade på fyndplatsen. Markörer med svart kant är placerade vid sidan av fyndplatsen har ett svart streck som visar fyndplatsens exakta position. Kartans mittpunktskoordinat är N 6693585, E 663816 i SWEREF 99 TM.</w:t>
+        <w:t>Figur 1. Fyndplatser för naturvårdsarter i och inom 18 meter från avverkningsanmälan. Markörer utan svart kant är placerade på fyndplatsen. Markörer med svart kant är placerade vid sidan av fyndplatsen och har ett svart streck som visar fyndplatsens exakta position. Kartans mittpunktskoordinat är N 6693585, E 663816 i SWEREF 99 TM.</w:t>
       </w:r>
     </w:p>
     <w:p>
@@ -739,7 +739,7 @@
     <w:r>
       <w:tab/>
       <w:tab/>
-      <w:t>2026-08-14</w:t>
+      <w:t>2026-08-15</w:t>
       <w:br/>
       <w:br/>
     </w:r>

--- a/klagomål/A 64002-2025 FSC-klagomål.docx
+++ b/klagomål/A 64002-2025 FSC-klagomål.docx
@@ -739,7 +739,7 @@
     <w:r>
       <w:tab/>
       <w:tab/>
-      <w:t>2026-08-15</w:t>
+      <w:t>2026-08-16</w:t>
       <w:br/>
       <w:br/>
     </w:r>

--- a/klagomål/A 64002-2025 FSC-klagomål.docx
+++ b/klagomål/A 64002-2025 FSC-klagomål.docx
@@ -739,7 +739,7 @@
     <w:r>
       <w:tab/>
       <w:tab/>
-      <w:t>2026-08-16</w:t>
+      <w:t>2026-08-17</w:t>
       <w:br/>
       <w:br/>
     </w:r>

--- a/klagomål/A 64002-2025 FSC-klagomål.docx
+++ b/klagomål/A 64002-2025 FSC-klagomål.docx
@@ -739,7 +739,7 @@
     <w:r>
       <w:tab/>
       <w:tab/>
-      <w:t>2026-08-17</w:t>
+      <w:t>2026-08-18</w:t>
       <w:br/>
       <w:br/>
     </w:r>

--- a/klagomål/A 64002-2025 FSC-klagomål.docx
+++ b/klagomål/A 64002-2025 FSC-klagomål.docx
@@ -739,7 +739,7 @@
     <w:r>
       <w:tab/>
       <w:tab/>
-      <w:t>2026-08-18</w:t>
+      <w:t>2026-08-19</w:t>
       <w:br/>
       <w:br/>
     </w:r>

--- a/klagomål/A 64002-2025 FSC-klagomål.docx
+++ b/klagomål/A 64002-2025 FSC-klagomål.docx
@@ -739,7 +739,7 @@
     <w:r>
       <w:tab/>
       <w:tab/>
-      <w:t>2026-08-19</w:t>
+      <w:t>2026-08-20</w:t>
       <w:br/>
       <w:br/>
     </w:r>

--- a/klagomål/A 64002-2025 FSC-klagomål.docx
+++ b/klagomål/A 64002-2025 FSC-klagomål.docx
@@ -739,7 +739,7 @@
     <w:r>
       <w:tab/>
       <w:tab/>
-      <w:t>2026-08-20</w:t>
+      <w:t>2026-08-21</w:t>
       <w:br/>
       <w:br/>
     </w:r>

--- a/klagomål/A 64002-2025 FSC-klagomål.docx
+++ b/klagomål/A 64002-2025 FSC-klagomål.docx
@@ -739,7 +739,7 @@
     <w:r>
       <w:tab/>
       <w:tab/>
-      <w:t>2026-08-21</w:t>
+      <w:t>2026-08-22</w:t>
       <w:br/>
       <w:br/>
     </w:r>

--- a/klagomål/A 64002-2025 FSC-klagomål.docx
+++ b/klagomål/A 64002-2025 FSC-klagomål.docx
@@ -739,7 +739,7 @@
     <w:r>
       <w:tab/>
       <w:tab/>
-      <w:t>2026-08-22</w:t>
+      <w:t>2026-08-23</w:t>
       <w:br/>
       <w:br/>
     </w:r>

--- a/klagomål/A 64002-2025 FSC-klagomål.docx
+++ b/klagomål/A 64002-2025 FSC-klagomål.docx
@@ -739,7 +739,7 @@
     <w:r>
       <w:tab/>
       <w:tab/>
-      <w:t>2026-08-23</w:t>
+      <w:t>2026-08-24</w:t>
       <w:br/>
       <w:br/>
     </w:r>

--- a/klagomål/A 64002-2025 FSC-klagomål.docx
+++ b/klagomål/A 64002-2025 FSC-klagomål.docx
@@ -739,7 +739,7 @@
     <w:r>
       <w:tab/>
       <w:tab/>
-      <w:t>2026-08-24</w:t>
+      <w:t>2026-08-25</w:t>
       <w:br/>
       <w:br/>
     </w:r>

--- a/klagomål/A 64002-2025 FSC-klagomål.docx
+++ b/klagomål/A 64002-2025 FSC-klagomål.docx
@@ -739,7 +739,7 @@
     <w:r>
       <w:tab/>
       <w:tab/>
-      <w:t>2026-08-25</w:t>
+      <w:t>2026-08-26</w:t>
       <w:br/>
       <w:br/>
     </w:r>

--- a/klagomål/A 64002-2025 FSC-klagomål.docx
+++ b/klagomål/A 64002-2025 FSC-klagomål.docx
@@ -739,7 +739,7 @@
     <w:r>
       <w:tab/>
       <w:tab/>
-      <w:t>2026-08-26</w:t>
+      <w:t>2026-08-27</w:t>
       <w:br/>
       <w:br/>
     </w:r>

--- a/klagomål/A 64002-2025 FSC-klagomål.docx
+++ b/klagomål/A 64002-2025 FSC-klagomål.docx
@@ -739,7 +739,7 @@
     <w:r>
       <w:tab/>
       <w:tab/>
-      <w:t>2026-08-27</w:t>
+      <w:t>2026-08-28</w:t>
       <w:br/>
       <w:br/>
     </w:r>

--- a/klagomål/A 64002-2025 FSC-klagomål.docx
+++ b/klagomål/A 64002-2025 FSC-klagomål.docx
@@ -739,7 +739,7 @@
     <w:r>
       <w:tab/>
       <w:tab/>
-      <w:t>2026-08-28</w:t>
+      <w:t>2026-08-29</w:t>
       <w:br/>
       <w:br/>
     </w:r>

--- a/klagomål/A 64002-2025 FSC-klagomål.docx
+++ b/klagomål/A 64002-2025 FSC-klagomål.docx
@@ -739,7 +739,7 @@
     <w:r>
       <w:tab/>
       <w:tab/>
-      <w:t>2026-08-29</w:t>
+      <w:t>2026-08-31</w:t>
       <w:br/>
       <w:br/>
     </w:r>

--- a/klagomål/A 64002-2025 FSC-klagomål.docx
+++ b/klagomål/A 64002-2025 FSC-klagomål.docx
@@ -739,7 +739,7 @@
     <w:r>
       <w:tab/>
       <w:tab/>
-      <w:t>2026-08-31</w:t>
+      <w:t>2026-09-01</w:t>
       <w:br/>
       <w:br/>
     </w:r>

--- a/klagomål/A 64002-2025 FSC-klagomål.docx
+++ b/klagomål/A 64002-2025 FSC-klagomål.docx
@@ -739,7 +739,7 @@
     <w:r>
       <w:tab/>
       <w:tab/>
-      <w:t>2026-09-01</w:t>
+      <w:t>2026-09-02</w:t>
       <w:br/>
       <w:br/>
     </w:r>

--- a/klagomål/A 64002-2025 FSC-klagomål.docx
+++ b/klagomål/A 64002-2025 FSC-klagomål.docx
@@ -739,7 +739,7 @@
     <w:r>
       <w:tab/>
       <w:tab/>
-      <w:t>2026-09-02</w:t>
+      <w:t>2026-09-03</w:t>
       <w:br/>
       <w:br/>
     </w:r>

--- a/klagomål/A 64002-2025 FSC-klagomål.docx
+++ b/klagomål/A 64002-2025 FSC-klagomål.docx
@@ -739,7 +739,7 @@
     <w:r>
       <w:tab/>
       <w:tab/>
-      <w:t>2026-09-03</w:t>
+      <w:t>2026-09-04</w:t>
       <w:br/>
       <w:br/>
     </w:r>

--- a/klagomål/A 64002-2025 FSC-klagomål.docx
+++ b/klagomål/A 64002-2025 FSC-klagomål.docx
@@ -739,7 +739,7 @@
     <w:r>
       <w:tab/>
       <w:tab/>
-      <w:t>2026-09-04</w:t>
+      <w:t>2026-09-05</w:t>
       <w:br/>
       <w:br/>
     </w:r>
